--- a/Титульный_лист_Сундиков_1ИСП-41.docx
+++ b/Титульный_лист_Сундиков_1ИСП-41.docx
@@ -2084,8 +2084,8 @@
         </w:rPr>
       </w:pPr>
       <w:bookmarkStart w:id="0" w:name="__RefHeading___Toc2708_2856237028"/>
-      <w:bookmarkStart w:id="1" w:name="_Toc185287110"/>
-      <w:bookmarkStart w:id="2" w:name="_Toc185287026"/>
+      <w:bookmarkStart w:id="1" w:name="_Toc185287026"/>
+      <w:bookmarkStart w:id="2" w:name="_Toc185287110"/>
       <w:bookmarkEnd w:id="0"/>
       <w:r>
         <w:rPr>
@@ -2110,8 +2110,8 @@
         </w:rPr>
       </w:pPr>
       <w:bookmarkStart w:id="3" w:name="__RefHeading___Toc2710_2856237028"/>
-      <w:bookmarkStart w:id="4" w:name="_Toc185287111"/>
-      <w:bookmarkStart w:id="5" w:name="_Toc185287027"/>
+      <w:bookmarkStart w:id="4" w:name="_Toc185287027"/>
+      <w:bookmarkStart w:id="5" w:name="_Toc185287111"/>
       <w:bookmarkEnd w:id="3"/>
       <w:r>
         <w:rPr>
@@ -2323,16 +2323,7 @@
           <w:sz w:val="26"/>
           <w:szCs w:val="26"/>
         </w:rPr>
-        <w:t xml:space="preserve">группы </w:t>
-      </w:r>
-      <w:r>
-        <w:rPr>
-          <w:rFonts w:eastAsia="Times New Roman" w:cs="Times New Roman" w:ascii="Times New Roman" w:hAnsi="Times New Roman"/>
-          <w:kern w:val="0"/>
-          <w:sz w:val="26"/>
-          <w:szCs w:val="26"/>
-        </w:rPr>
-        <w:t>1-</w:t>
+        <w:t>группы 1-</w:t>
       </w:r>
       <w:r>
         <w:rPr>
@@ -2344,19 +2335,7 @@
           <w:u w:val="single"/>
           <w:shd w:fill="FFFF00" w:val="clear"/>
         </w:rPr>
-        <w:t>ИСП-</w:t>
-      </w:r>
-      <w:r>
-        <w:rPr>
-          <w:rFonts w:eastAsia="Times New Roman" w:cs="Times New Roman" w:ascii="Times New Roman" w:hAnsi="Times New Roman"/>
-          <w:w w:val="99"/>
-          <w:kern w:val="0"/>
-          <w:sz w:val="26"/>
-          <w:szCs w:val="26"/>
-          <w:u w:val="single"/>
-          <w:shd w:fill="FFFF00" w:val="clear"/>
-        </w:rPr>
-        <w:t>41</w:t>
+        <w:t>ИСП-41</w:t>
       </w:r>
       <w:r>
         <w:rPr>
@@ -2589,9 +2568,9 @@
         <w:tblLook w:val="01e0"/>
       </w:tblPr>
       <w:tblGrid>
-        <w:gridCol w:w="669"/>
+        <w:gridCol w:w="668"/>
         <w:gridCol w:w="6107"/>
-        <w:gridCol w:w="2698"/>
+        <w:gridCol w:w="2699"/>
       </w:tblGrid>
       <w:tr>
         <w:trPr>
@@ -2599,7 +2578,7 @@
         </w:trPr>
         <w:tc>
           <w:tcPr>
-            <w:tcW w:w="669" w:type="dxa"/>
+            <w:tcW w:w="668" w:type="dxa"/>
             <w:tcBorders>
               <w:top w:val="single" w:sz="4" w:space="0" w:color="000000"/>
               <w:left w:val="single" w:sz="4" w:space="0" w:color="000000"/>
@@ -2778,7 +2757,7 @@
         </w:tc>
         <w:tc>
           <w:tcPr>
-            <w:tcW w:w="2698" w:type="dxa"/>
+            <w:tcW w:w="2699" w:type="dxa"/>
             <w:tcBorders>
               <w:top w:val="single" w:sz="4" w:space="0" w:color="000000"/>
               <w:left w:val="single" w:sz="4" w:space="0" w:color="000000"/>
@@ -2841,7 +2820,7 @@
         </w:trPr>
         <w:tc>
           <w:tcPr>
-            <w:tcW w:w="669" w:type="dxa"/>
+            <w:tcW w:w="668" w:type="dxa"/>
             <w:tcBorders>
               <w:top w:val="single" w:sz="4" w:space="0" w:color="000000"/>
               <w:left w:val="single" w:sz="4" w:space="0" w:color="000000"/>
@@ -2910,7 +2889,7 @@
         </w:tc>
         <w:tc>
           <w:tcPr>
-            <w:tcW w:w="2698" w:type="dxa"/>
+            <w:tcW w:w="2699" w:type="dxa"/>
             <w:tcBorders>
               <w:top w:val="single" w:sz="4" w:space="0" w:color="000000"/>
               <w:left w:val="single" w:sz="4" w:space="0" w:color="000000"/>
@@ -2949,7 +2928,7 @@
         </w:trPr>
         <w:tc>
           <w:tcPr>
-            <w:tcW w:w="669" w:type="dxa"/>
+            <w:tcW w:w="668" w:type="dxa"/>
             <w:tcBorders>
               <w:top w:val="single" w:sz="4" w:space="0" w:color="000000"/>
               <w:left w:val="single" w:sz="4" w:space="0" w:color="000000"/>
@@ -3018,7 +2997,7 @@
         </w:tc>
         <w:tc>
           <w:tcPr>
-            <w:tcW w:w="2698" w:type="dxa"/>
+            <w:tcW w:w="2699" w:type="dxa"/>
             <w:tcBorders>
               <w:top w:val="single" w:sz="4" w:space="0" w:color="000000"/>
               <w:left w:val="single" w:sz="4" w:space="0" w:color="000000"/>
@@ -3057,7 +3036,7 @@
         </w:trPr>
         <w:tc>
           <w:tcPr>
-            <w:tcW w:w="669" w:type="dxa"/>
+            <w:tcW w:w="668" w:type="dxa"/>
             <w:tcBorders>
               <w:top w:val="single" w:sz="4" w:space="0" w:color="000000"/>
               <w:left w:val="single" w:sz="4" w:space="0" w:color="000000"/>
@@ -3124,7 +3103,7 @@
         </w:tc>
         <w:tc>
           <w:tcPr>
-            <w:tcW w:w="2698" w:type="dxa"/>
+            <w:tcW w:w="2699" w:type="dxa"/>
             <w:tcBorders>
               <w:top w:val="single" w:sz="4" w:space="0" w:color="000000"/>
               <w:left w:val="single" w:sz="4" w:space="0" w:color="000000"/>
@@ -3163,7 +3142,7 @@
         </w:trPr>
         <w:tc>
           <w:tcPr>
-            <w:tcW w:w="669" w:type="dxa"/>
+            <w:tcW w:w="668" w:type="dxa"/>
             <w:tcBorders>
               <w:top w:val="single" w:sz="4" w:space="0" w:color="000000"/>
               <w:left w:val="single" w:sz="4" w:space="0" w:color="000000"/>
@@ -3232,7 +3211,7 @@
         </w:tc>
         <w:tc>
           <w:tcPr>
-            <w:tcW w:w="2698" w:type="dxa"/>
+            <w:tcW w:w="2699" w:type="dxa"/>
             <w:tcBorders>
               <w:top w:val="single" w:sz="4" w:space="0" w:color="000000"/>
               <w:left w:val="single" w:sz="4" w:space="0" w:color="000000"/>
@@ -3271,7 +3250,7 @@
         </w:trPr>
         <w:tc>
           <w:tcPr>
-            <w:tcW w:w="669" w:type="dxa"/>
+            <w:tcW w:w="668" w:type="dxa"/>
             <w:tcBorders>
               <w:top w:val="single" w:sz="4" w:space="0" w:color="000000"/>
               <w:left w:val="single" w:sz="4" w:space="0" w:color="000000"/>
@@ -3337,7 +3316,7 @@
         </w:tc>
         <w:tc>
           <w:tcPr>
-            <w:tcW w:w="2698" w:type="dxa"/>
+            <w:tcW w:w="2699" w:type="dxa"/>
             <w:tcBorders>
               <w:top w:val="single" w:sz="4" w:space="0" w:color="000000"/>
               <w:left w:val="single" w:sz="4" w:space="0" w:color="000000"/>
@@ -3375,7 +3354,7 @@
         </w:trPr>
         <w:tc>
           <w:tcPr>
-            <w:tcW w:w="669" w:type="dxa"/>
+            <w:tcW w:w="668" w:type="dxa"/>
             <w:tcBorders>
               <w:top w:val="single" w:sz="4" w:space="0" w:color="000000"/>
               <w:left w:val="single" w:sz="4" w:space="0" w:color="000000"/>
@@ -3441,7 +3420,7 @@
         </w:tc>
         <w:tc>
           <w:tcPr>
-            <w:tcW w:w="2698" w:type="dxa"/>
+            <w:tcW w:w="2699" w:type="dxa"/>
             <w:tcBorders>
               <w:top w:val="single" w:sz="4" w:space="0" w:color="000000"/>
               <w:left w:val="single" w:sz="4" w:space="0" w:color="000000"/>
@@ -3479,7 +3458,7 @@
         </w:trPr>
         <w:tc>
           <w:tcPr>
-            <w:tcW w:w="669" w:type="dxa"/>
+            <w:tcW w:w="668" w:type="dxa"/>
             <w:tcBorders>
               <w:top w:val="single" w:sz="4" w:space="0" w:color="000000"/>
               <w:left w:val="single" w:sz="4" w:space="0" w:color="000000"/>
@@ -3545,7 +3524,7 @@
         </w:tc>
         <w:tc>
           <w:tcPr>
-            <w:tcW w:w="2698" w:type="dxa"/>
+            <w:tcW w:w="2699" w:type="dxa"/>
             <w:tcBorders>
               <w:top w:val="single" w:sz="4" w:space="0" w:color="000000"/>
               <w:left w:val="single" w:sz="4" w:space="0" w:color="000000"/>
@@ -3583,7 +3562,7 @@
         </w:trPr>
         <w:tc>
           <w:tcPr>
-            <w:tcW w:w="669" w:type="dxa"/>
+            <w:tcW w:w="668" w:type="dxa"/>
             <w:tcBorders>
               <w:top w:val="single" w:sz="4" w:space="0" w:color="000000"/>
               <w:left w:val="single" w:sz="4" w:space="0" w:color="000000"/>
@@ -3649,7 +3628,7 @@
         </w:tc>
         <w:tc>
           <w:tcPr>
-            <w:tcW w:w="2698" w:type="dxa"/>
+            <w:tcW w:w="2699" w:type="dxa"/>
             <w:tcBorders>
               <w:top w:val="single" w:sz="4" w:space="0" w:color="000000"/>
               <w:left w:val="single" w:sz="4" w:space="0" w:color="000000"/>
@@ -4352,16 +4331,7 @@
           <w:sz w:val="26"/>
           <w:szCs w:val="26"/>
         </w:rPr>
-        <w:t xml:space="preserve">         </w:t>
-      </w:r>
-      <w:r>
-        <w:rPr>
-          <w:rFonts w:eastAsia="Times New Roman" w:cs="Times New Roman" w:ascii="Times New Roman" w:hAnsi="Times New Roman"/>
-          <w:kern w:val="0"/>
-          <w:sz w:val="26"/>
-          <w:szCs w:val="26"/>
-        </w:rPr>
-        <w:t>Сундиков</w:t>
+        <w:t xml:space="preserve">         Сундиков</w:t>
       </w:r>
       <w:r>
         <w:rPr>
@@ -4371,37 +4341,7 @@
           <w:szCs w:val="26"/>
           <w:shd w:fill="FFFF00" w:val="clear"/>
         </w:rPr>
-        <w:t xml:space="preserve"> </w:t>
-      </w:r>
-      <w:r>
-        <w:rPr>
-          <w:rFonts w:eastAsia="Times New Roman" w:cs="Times New Roman" w:ascii="Times New Roman" w:hAnsi="Times New Roman"/>
-          <w:kern w:val="0"/>
-          <w:sz w:val="26"/>
-          <w:szCs w:val="26"/>
-          <w:shd w:fill="FFFF00" w:val="clear"/>
-        </w:rPr>
-        <w:t>А</w:t>
-      </w:r>
-      <w:r>
-        <w:rPr>
-          <w:rFonts w:eastAsia="Times New Roman" w:cs="Times New Roman" w:ascii="Times New Roman" w:hAnsi="Times New Roman"/>
-          <w:kern w:val="0"/>
-          <w:sz w:val="26"/>
-          <w:szCs w:val="26"/>
-          <w:shd w:fill="FFFF00" w:val="clear"/>
-        </w:rPr>
-        <w:t>.</w:t>
-      </w:r>
-      <w:r>
-        <w:rPr>
-          <w:rFonts w:eastAsia="Times New Roman" w:cs="Times New Roman" w:ascii="Times New Roman" w:hAnsi="Times New Roman"/>
-          <w:kern w:val="0"/>
-          <w:sz w:val="26"/>
-          <w:szCs w:val="26"/>
-          <w:shd w:fill="FFFF00" w:val="clear"/>
-        </w:rPr>
-        <w:t>А</w:t>
+        <w:t xml:space="preserve"> А.А</w:t>
       </w:r>
       <w:r>
         <w:rPr>
@@ -4468,8 +4408,8 @@
         </w:rPr>
       </w:pPr>
       <w:bookmarkStart w:id="6" w:name="__RefHeading___Toc2712_2856237028"/>
-      <w:bookmarkStart w:id="7" w:name="_Toc185287112"/>
-      <w:bookmarkStart w:id="8" w:name="_Toc185287028"/>
+      <w:bookmarkStart w:id="7" w:name="_Toc185287028"/>
+      <w:bookmarkStart w:id="8" w:name="_Toc185287112"/>
       <w:bookmarkEnd w:id="6"/>
       <w:r>
         <w:rPr>
@@ -4958,7 +4898,7 @@
           </w:r>
           <w:r>
             <w:rPr>
-              <w:rStyle w:val="Style11"/>
+              <w:rStyle w:val="Style10"/>
               <w:vanish w:val="false"/>
               <w:webHidden/>
             </w:rPr>
@@ -4966,7 +4906,7 @@
           </w:r>
           <w:r>
             <w:rPr>
-              <w:rStyle w:val="Style11"/>
+              <w:rStyle w:val="Style10"/>
               <w:vanish w:val="false"/>
               <w:webHidden/>
             </w:rPr>
@@ -4975,7 +4915,7 @@
           <w:hyperlink w:anchor="__RefHeading___Toc2714_2856237028">
             <w:r>
               <w:rPr>
-                <w:rStyle w:val="Style11"/>
+                <w:rStyle w:val="Style10"/>
                 <w:vanish w:val="false"/>
                 <w:webHidden/>
               </w:rPr>
@@ -4983,7 +4923,7 @@
             </w:r>
             <w:r>
               <w:rPr>
-                <w:rStyle w:val="Style11"/>
+                <w:rStyle w:val="Style10"/>
                 <w:vanish w:val="false"/>
               </w:rPr>
               <w:tab/>
@@ -5003,7 +4943,7 @@
           <w:hyperlink w:anchor="__RefHeading___Toc2716_2856237028">
             <w:r>
               <w:rPr>
-                <w:rStyle w:val="Style11"/>
+                <w:rStyle w:val="Style10"/>
                 <w:vanish w:val="false"/>
                 <w:webHidden/>
               </w:rPr>
@@ -5025,7 +4965,7 @@
           <w:hyperlink w:anchor="__RefHeading___Toc2718_2856237028">
             <w:r>
               <w:rPr>
-                <w:rStyle w:val="Style11"/>
+                <w:rStyle w:val="Style10"/>
                 <w:vanish w:val="false"/>
                 <w:webHidden/>
               </w:rPr>
@@ -5036,7 +4976,7 @@
           </w:hyperlink>
           <w:r>
             <w:rPr>
-              <w:rStyle w:val="Style11"/>
+              <w:rStyle w:val="Style10"/>
               <w:vanish w:val="false"/>
             </w:rPr>
             <w:fldChar w:fldCharType="end"/>
@@ -5130,8 +5070,8 @@
     <w:p>
       <w:pPr>
         <w:pStyle w:val="Normal"/>
-        <w:spacing w:lineRule="auto" w:line="240" w:before="0" w:after="0"/>
-        <w:ind w:firstLine="709"/>
+        <w:spacing w:before="0" w:after="578"/>
+        <w:ind w:firstLine="215" w:left="-15" w:right="0"/>
         <w:jc w:val="both"/>
         <w:rPr>
           <w:rFonts w:ascii="Times New Roman" w:hAnsi="Times New Roman" w:cs="Times New Roman"/>
@@ -5145,45 +5085,24 @@
           <w:sz w:val="28"/>
           <w:szCs w:val="28"/>
         </w:rPr>
-        <w:t xml:space="preserve">Производственная практика является важным этапом учебного процесса, позволяющим применить теоретические знания на практике, развить профессиональные навыки и получить опыт работы с современными технологиями. В ходе практики были поставлены задачи ....  </w:t>
-      </w:r>
-    </w:p>
-    <w:p>
-      <w:pPr>
-        <w:pStyle w:val="Normal"/>
-        <w:spacing w:lineRule="auto" w:line="240" w:before="0" w:after="0"/>
-        <w:ind w:firstLine="709"/>
-        <w:jc w:val="both"/>
-        <w:rPr>
-          <w:rFonts w:ascii="Times New Roman" w:hAnsi="Times New Roman" w:cs="Times New Roman"/>
-          <w:sz w:val="28"/>
-          <w:szCs w:val="28"/>
-        </w:rPr>
-      </w:pPr>
+        <w:t xml:space="preserve">Целью данной работы является получение практических навыков работы с файловой системой в языке программирования </w:t>
+      </w:r>
       <w:r>
         <w:rPr>
           <w:rFonts w:cs="Times New Roman" w:ascii="Times New Roman" w:hAnsi="Times New Roman"/>
           <w:sz w:val="28"/>
           <w:szCs w:val="28"/>
-        </w:rPr>
-        <w:t>Данный отчет содержит описание выполненных задач, применяемых технологий, возникших трудностей и их решений, а также выводы по итогам прохождения практики.</w:t>
-      </w:r>
-    </w:p>
-    <w:p>
-      <w:pPr>
-        <w:pStyle w:val="Normal"/>
-        <w:rPr>
-          <w:rFonts w:ascii="Times New Roman" w:hAnsi="Times New Roman" w:cs="Times New Roman"/>
-          <w:sz w:val="28"/>
-          <w:szCs w:val="28"/>
-        </w:rPr>
-      </w:pPr>
+          <w:lang w:val="en-US"/>
+        </w:rPr>
+        <w:t>j</w:t>
+      </w:r>
       <w:r>
         <w:rPr>
           <w:rFonts w:cs="Times New Roman" w:ascii="Times New Roman" w:hAnsi="Times New Roman"/>
           <w:sz w:val="28"/>
           <w:szCs w:val="28"/>
         </w:rPr>
+        <w:t>ava, освоение механизмов обхода дерева каталогов, использование структур данных для группировки и сопоставления информации.</w:t>
       </w:r>
       <w:r>
         <w:br w:type="page"/>
@@ -5200,8 +5119,8 @@
           <w:color w:val="auto"/>
         </w:rPr>
       </w:pPr>
-      <w:bookmarkStart w:id="11" w:name="__RefHeading___Toc2716_2856237028"/>
-      <w:bookmarkStart w:id="12" w:name="_Toc196667594"/>
+      <w:bookmarkStart w:id="11" w:name="__RefHeading___Toc2716_2856237028_Копия_"/>
+      <w:bookmarkStart w:id="12" w:name="_Toc196667594_Копия_1"/>
       <w:bookmarkEnd w:id="11"/>
       <w:r>
         <w:rPr>
@@ -5213,6 +5132,3506 @@
         <w:t>З</w:t>
       </w:r>
       <w:bookmarkEnd w:id="12"/>
+      <w:r>
+        <w:rPr>
+          <w:rFonts w:cs="Times New Roman" w:ascii="Times New Roman" w:hAnsi="Times New Roman"/>
+          <w:b/>
+          <w:bCs/>
+          <w:color w:val="auto"/>
+        </w:rPr>
+        <w:t>адание</w:t>
+      </w:r>
+    </w:p>
+    <w:p>
+      <w:pPr>
+        <w:pStyle w:val="Normal"/>
+        <w:spacing w:before="0" w:after="80"/>
+        <w:jc w:val="center"/>
+        <w:rPr>
+          <w:rFonts w:ascii="Times New Roman" w:hAnsi="Times New Roman" w:cs="Times New Roman"/>
+          <w:b/>
+          <w:bCs/>
+          <w:color w:val="auto"/>
+          <w:sz w:val="32"/>
+          <w:szCs w:val="32"/>
+        </w:rPr>
+      </w:pPr>
+      <w:r>
+        <w:rPr>
+          <w:rFonts w:cs="Times New Roman" w:ascii="Times New Roman" w:hAnsi="Times New Roman"/>
+          <w:b/>
+          <w:bCs/>
+          <w:color w:val="auto"/>
+          <w:sz w:val="32"/>
+          <w:szCs w:val="32"/>
+        </w:rPr>
+        <w:t>Постановка задач</w:t>
+      </w:r>
+    </w:p>
+    <w:p>
+      <w:pPr>
+        <w:pStyle w:val="Normal"/>
+        <w:spacing w:before="0" w:after="211"/>
+        <w:ind w:firstLine="215" w:left="-15" w:right="0"/>
+        <w:jc w:val="both"/>
+        <w:rPr>
+          <w:rFonts w:ascii="Times New Roman" w:hAnsi="Times New Roman"/>
+          <w:sz w:val="28"/>
+          <w:szCs w:val="28"/>
+        </w:rPr>
+      </w:pPr>
+      <w:r>
+        <w:rPr>
+          <w:rFonts w:ascii="Times New Roman" w:hAnsi="Times New Roman"/>
+          <w:sz w:val="28"/>
+          <w:szCs w:val="28"/>
+        </w:rPr>
+        <w:t xml:space="preserve">В соответствии с выданным заданием необходимо разработать консольное приложение на языке </w:t>
+      </w:r>
+      <w:r>
+        <w:rPr>
+          <w:rFonts w:ascii="Times New Roman" w:hAnsi="Times New Roman"/>
+          <w:sz w:val="28"/>
+          <w:szCs w:val="28"/>
+          <w:lang w:val="en-US"/>
+        </w:rPr>
+        <w:t>j</w:t>
+      </w:r>
+      <w:r>
+        <w:rPr>
+          <w:rFonts w:ascii="Times New Roman" w:hAnsi="Times New Roman"/>
+          <w:sz w:val="28"/>
+          <w:szCs w:val="28"/>
+        </w:rPr>
+        <w:t>ava, выполняющее функции индексатора папок. Программа должна решать следующие задачи:</w:t>
+      </w:r>
+    </w:p>
+    <w:p>
+      <w:pPr>
+        <w:pStyle w:val="Normal"/>
+        <w:numPr>
+          <w:ilvl w:val="0"/>
+          <w:numId w:val="1"/>
+        </w:numPr>
+        <w:ind w:hanging="245" w:left="375" w:right="0"/>
+        <w:jc w:val="both"/>
+        <w:rPr>
+          <w:rFonts w:ascii="Times New Roman" w:hAnsi="Times New Roman"/>
+          <w:sz w:val="28"/>
+          <w:szCs w:val="28"/>
+        </w:rPr>
+      </w:pPr>
+      <w:r>
+        <w:rPr>
+          <w:rFonts w:ascii="Times New Roman" w:hAnsi="Times New Roman"/>
+          <w:b w:val="false"/>
+          <w:bCs w:val="false"/>
+          <w:sz w:val="28"/>
+          <w:szCs w:val="28"/>
+        </w:rPr>
+        <w:t>Сканирование файловой системы(в</w:t>
+      </w:r>
+      <w:r>
+        <w:rPr>
+          <w:rFonts w:ascii="Times New Roman" w:hAnsi="Times New Roman"/>
+          <w:sz w:val="28"/>
+          <w:szCs w:val="28"/>
+        </w:rPr>
+        <w:t>ыполнение рекурсивного обхода заданной пользователем директории для поиска всех вложенных файлов).</w:t>
+      </w:r>
+    </w:p>
+    <w:p>
+      <w:pPr>
+        <w:pStyle w:val="Normal"/>
+        <w:numPr>
+          <w:ilvl w:val="0"/>
+          <w:numId w:val="1"/>
+        </w:numPr>
+        <w:ind w:hanging="245" w:left="375" w:right="0"/>
+        <w:jc w:val="both"/>
+        <w:rPr>
+          <w:rFonts w:ascii="Times New Roman" w:hAnsi="Times New Roman"/>
+          <w:sz w:val="28"/>
+          <w:szCs w:val="28"/>
+        </w:rPr>
+      </w:pPr>
+      <w:r>
+        <w:rPr>
+          <w:rFonts w:ascii="Times New Roman" w:hAnsi="Times New Roman"/>
+          <w:b w:val="false"/>
+          <w:bCs w:val="false"/>
+          <w:sz w:val="28"/>
+          <w:szCs w:val="28"/>
+        </w:rPr>
+        <w:t xml:space="preserve">Поиск </w:t>
+      </w:r>
+      <w:r>
+        <w:rPr>
+          <w:rFonts w:ascii="Times New Roman" w:hAnsi="Times New Roman"/>
+          <w:b w:val="false"/>
+          <w:bCs w:val="false"/>
+          <w:sz w:val="28"/>
+          <w:szCs w:val="28"/>
+          <w:lang w:val="en-US"/>
+        </w:rPr>
+        <w:t>дубликатов(</w:t>
+      </w:r>
+      <w:r>
+        <w:rPr>
+          <w:rFonts w:ascii="Times New Roman" w:hAnsi="Times New Roman"/>
+          <w:sz w:val="28"/>
+          <w:szCs w:val="28"/>
+          <w:lang w:val="en-US"/>
+        </w:rPr>
+        <w:t>обнаружение</w:t>
+      </w:r>
+      <w:r>
+        <w:rPr>
+          <w:rFonts w:ascii="Times New Roman" w:hAnsi="Times New Roman"/>
+          <w:sz w:val="28"/>
+          <w:szCs w:val="28"/>
+        </w:rPr>
+        <w:t xml:space="preserve"> потенциальных дубликатов файлов на основе идентичности их размеров с выводом путей в консоль</w:t>
+      </w:r>
+      <w:r>
+        <w:rPr>
+          <w:rFonts w:ascii="Times New Roman" w:hAnsi="Times New Roman"/>
+          <w:sz w:val="28"/>
+          <w:szCs w:val="28"/>
+          <w:lang w:val="en-US"/>
+        </w:rPr>
+        <w:t>)</w:t>
+      </w:r>
+      <w:r>
+        <w:rPr>
+          <w:rFonts w:ascii="Times New Roman" w:hAnsi="Times New Roman"/>
+          <w:sz w:val="28"/>
+          <w:szCs w:val="28"/>
+        </w:rPr>
+        <w:t>.</w:t>
+      </w:r>
+    </w:p>
+    <w:p>
+      <w:pPr>
+        <w:pStyle w:val="Normal"/>
+        <w:numPr>
+          <w:ilvl w:val="0"/>
+          <w:numId w:val="1"/>
+        </w:numPr>
+        <w:spacing w:lineRule="auto" w:line="298" w:before="0" w:after="222"/>
+        <w:ind w:hanging="245" w:left="375" w:right="0"/>
+        <w:jc w:val="both"/>
+        <w:rPr>
+          <w:rFonts w:ascii="Times New Roman" w:hAnsi="Times New Roman"/>
+          <w:sz w:val="28"/>
+          <w:szCs w:val="28"/>
+        </w:rPr>
+      </w:pPr>
+      <w:r>
+        <w:rPr>
+          <w:rFonts w:ascii="Times New Roman" w:hAnsi="Times New Roman"/>
+          <w:b w:val="false"/>
+          <w:bCs w:val="false"/>
+          <w:sz w:val="28"/>
+          <w:szCs w:val="28"/>
+        </w:rPr>
+        <w:t>Проверка резервных копий(</w:t>
+      </w:r>
+      <w:r>
+        <w:rPr>
+          <w:rFonts w:ascii="Times New Roman" w:hAnsi="Times New Roman"/>
+          <w:sz w:val="28"/>
+          <w:szCs w:val="28"/>
+        </w:rPr>
+        <w:t xml:space="preserve">симуляция локальной базы данных </w:t>
+      </w:r>
+      <w:r>
+        <w:rPr>
+          <w:rFonts w:ascii="Times New Roman" w:hAnsi="Times New Roman"/>
+          <w:sz w:val="28"/>
+          <w:szCs w:val="28"/>
+          <w:lang w:val="ru-RU"/>
+        </w:rPr>
+        <w:t>сравнивает две директории, ищет какие файлы имеются в обоих, а какие отсутствуют и после выводит информацию в консоль)</w:t>
+      </w:r>
+      <w:r>
+        <w:rPr>
+          <w:rFonts w:ascii="Times New Roman" w:hAnsi="Times New Roman"/>
+          <w:sz w:val="28"/>
+          <w:szCs w:val="28"/>
+        </w:rPr>
+        <w:t>.</w:t>
+      </w:r>
+    </w:p>
+    <w:p>
+      <w:pPr>
+        <w:pStyle w:val="Normal"/>
+        <w:numPr>
+          <w:ilvl w:val="0"/>
+          <w:numId w:val="0"/>
+        </w:numPr>
+        <w:spacing w:lineRule="auto" w:line="298" w:before="0" w:after="222"/>
+        <w:ind w:hanging="0" w:left="375" w:right="0"/>
+        <w:jc w:val="center"/>
+        <w:rPr>
+          <w:rFonts w:ascii="Times New Roman" w:hAnsi="Times New Roman"/>
+          <w:b/>
+          <w:bCs/>
+          <w:sz w:val="32"/>
+          <w:szCs w:val="32"/>
+          <w:lang w:val="ru-RU"/>
+        </w:rPr>
+      </w:pPr>
+      <w:r>
+        <w:rPr>
+          <w:rFonts w:ascii="Times New Roman" w:hAnsi="Times New Roman"/>
+          <w:b/>
+          <w:bCs/>
+          <w:sz w:val="32"/>
+          <w:szCs w:val="32"/>
+          <w:lang w:val="ru-RU"/>
+        </w:rPr>
+        <w:t>Описание алгоритма и структуры программы</w:t>
+      </w:r>
+    </w:p>
+    <w:p>
+      <w:pPr>
+        <w:pStyle w:val="Normal"/>
+        <w:spacing w:lineRule="auto" w:line="298" w:before="0" w:after="222"/>
+        <w:jc w:val="both"/>
+        <w:rPr>
+          <w:rFonts w:ascii="Times New Roman" w:hAnsi="Times New Roman"/>
+          <w:b w:val="false"/>
+          <w:bCs w:val="false"/>
+          <w:sz w:val="28"/>
+          <w:szCs w:val="28"/>
+          <w:lang w:val="ru-RU"/>
+        </w:rPr>
+      </w:pPr>
+      <w:r>
+        <w:rPr>
+          <w:rFonts w:ascii="Times New Roman" w:hAnsi="Times New Roman"/>
+          <w:b w:val="false"/>
+          <w:bCs w:val="false"/>
+          <w:sz w:val="28"/>
+          <w:szCs w:val="28"/>
+          <w:lang w:val="ru-RU"/>
+        </w:rPr>
+        <w:t>Программа представляет собой консольное</w:t>
+      </w:r>
+      <w:r>
+        <w:rPr>
+          <w:rFonts w:ascii="Times New Roman" w:hAnsi="Times New Roman"/>
+          <w:b w:val="false"/>
+          <w:bCs w:val="false"/>
+          <w:sz w:val="28"/>
+          <w:szCs w:val="28"/>
+          <w:lang w:val="en-US"/>
+        </w:rPr>
+        <w:t xml:space="preserve"> java</w:t>
+      </w:r>
+      <w:r>
+        <w:rPr>
+          <w:rFonts w:ascii="Times New Roman" w:hAnsi="Times New Roman"/>
+          <w:b w:val="false"/>
+          <w:bCs w:val="false"/>
+          <w:sz w:val="28"/>
+          <w:szCs w:val="28"/>
+          <w:lang w:val="ru-RU"/>
+        </w:rPr>
+        <w:t xml:space="preserve"> приложение для управления локальными файлами и директориями. Архитектура приложения построена на принципах ООП и разделена на два основных класса: управляющий (</w:t>
+      </w:r>
+      <w:r>
+        <w:rPr>
+          <w:rStyle w:val="Style12"/>
+          <w:rFonts w:ascii="Times New Roman" w:hAnsi="Times New Roman"/>
+          <w:b w:val="false"/>
+          <w:bCs w:val="false"/>
+          <w:sz w:val="28"/>
+          <w:szCs w:val="28"/>
+          <w:lang w:val="ru-RU"/>
+        </w:rPr>
+        <w:t>Main</w:t>
+      </w:r>
+      <w:r>
+        <w:rPr>
+          <w:rFonts w:ascii="Times New Roman" w:hAnsi="Times New Roman"/>
+          <w:b w:val="false"/>
+          <w:bCs w:val="false"/>
+          <w:sz w:val="28"/>
+          <w:szCs w:val="28"/>
+          <w:lang w:val="ru-RU"/>
+        </w:rPr>
+        <w:t>) и исполнительный (</w:t>
+      </w:r>
+      <w:r>
+        <w:rPr>
+          <w:rStyle w:val="Style12"/>
+          <w:rFonts w:ascii="Times New Roman" w:hAnsi="Times New Roman"/>
+          <w:b w:val="false"/>
+          <w:bCs w:val="false"/>
+          <w:sz w:val="28"/>
+          <w:szCs w:val="28"/>
+          <w:lang w:val="ru-RU"/>
+        </w:rPr>
+        <w:t>Methods</w:t>
+      </w:r>
+      <w:r>
+        <w:rPr>
+          <w:rFonts w:ascii="Times New Roman" w:hAnsi="Times New Roman"/>
+          <w:b w:val="false"/>
+          <w:bCs w:val="false"/>
+          <w:sz w:val="28"/>
+          <w:szCs w:val="28"/>
+          <w:lang w:val="ru-RU"/>
+        </w:rPr>
+        <w:t>).</w:t>
+      </w:r>
+    </w:p>
+    <w:p>
+      <w:pPr>
+        <w:pStyle w:val="Normal"/>
+        <w:spacing w:lineRule="auto" w:line="298" w:before="0" w:after="222"/>
+        <w:jc w:val="both"/>
+        <w:rPr>
+          <w:rFonts w:ascii="Times New Roman" w:hAnsi="Times New Roman"/>
+          <w:b w:val="false"/>
+          <w:bCs w:val="false"/>
+          <w:sz w:val="28"/>
+          <w:szCs w:val="28"/>
+          <w:lang w:val="ru-RU"/>
+        </w:rPr>
+      </w:pPr>
+      <w:r>
+        <w:rPr>
+          <w:rFonts w:ascii="Times New Roman" w:hAnsi="Times New Roman"/>
+          <w:b w:val="false"/>
+          <w:bCs w:val="false"/>
+          <w:sz w:val="28"/>
+          <w:szCs w:val="28"/>
+          <w:lang w:val="ru-RU"/>
+        </w:rPr>
+        <w:t xml:space="preserve">Класс </w:t>
+      </w:r>
+      <w:r>
+        <w:rPr>
+          <w:rStyle w:val="Style12"/>
+          <w:rFonts w:ascii="Times New Roman" w:hAnsi="Times New Roman"/>
+          <w:b w:val="false"/>
+          <w:bCs w:val="false"/>
+          <w:sz w:val="28"/>
+          <w:szCs w:val="28"/>
+          <w:lang w:val="ru-RU"/>
+        </w:rPr>
+        <w:t>Main</w:t>
+      </w:r>
+      <w:r>
+        <w:rPr>
+          <w:rFonts w:ascii="Times New Roman" w:hAnsi="Times New Roman"/>
+          <w:b w:val="false"/>
+          <w:bCs w:val="false"/>
+          <w:sz w:val="28"/>
+          <w:szCs w:val="28"/>
+          <w:lang w:val="ru-RU"/>
+        </w:rPr>
+        <w:t xml:space="preserve"> - точка входа в программу. Отвечает за взаимодействие с пользователем - инициализацию главного цикла приложения, вывод текстового меню в консоль, считывание ввода(путей к файлам и номеров команд) через объект </w:t>
+      </w:r>
+      <w:r>
+        <w:rPr>
+          <w:rStyle w:val="Style12"/>
+          <w:rFonts w:ascii="Times New Roman" w:hAnsi="Times New Roman"/>
+          <w:b w:val="false"/>
+          <w:bCs w:val="false"/>
+          <w:sz w:val="28"/>
+          <w:szCs w:val="28"/>
+          <w:lang w:val="ru-RU"/>
+        </w:rPr>
+        <w:t>Scanner</w:t>
+      </w:r>
+      <w:r>
+        <w:rPr>
+          <w:rFonts w:ascii="Times New Roman" w:hAnsi="Times New Roman"/>
+          <w:b w:val="false"/>
+          <w:bCs w:val="false"/>
+          <w:sz w:val="28"/>
+          <w:szCs w:val="28"/>
+          <w:lang w:val="ru-RU"/>
+        </w:rPr>
+        <w:t xml:space="preserve"> и маршрутизацию вызовов.</w:t>
+      </w:r>
+    </w:p>
+    <w:p>
+      <w:pPr>
+        <w:pStyle w:val="Normal"/>
+        <w:spacing w:lineRule="auto" w:line="298" w:before="0" w:after="222"/>
+        <w:jc w:val="both"/>
+        <w:rPr/>
+      </w:pPr>
+      <w:r>
+        <w:rPr>
+          <w:rFonts w:ascii="Times New Roman" w:hAnsi="Times New Roman"/>
+          <w:b w:val="false"/>
+          <w:bCs w:val="false"/>
+          <w:sz w:val="28"/>
+          <w:szCs w:val="28"/>
+        </w:rPr>
+        <w:t xml:space="preserve">Класс </w:t>
+      </w:r>
+      <w:r>
+        <w:rPr>
+          <w:rStyle w:val="Style12"/>
+          <w:rFonts w:ascii="Times New Roman" w:hAnsi="Times New Roman"/>
+          <w:b w:val="false"/>
+          <w:bCs w:val="false"/>
+          <w:sz w:val="28"/>
+          <w:szCs w:val="28"/>
+        </w:rPr>
+        <w:t>Methods</w:t>
+      </w:r>
+      <w:r>
+        <w:rPr>
+          <w:rFonts w:ascii="Times New Roman" w:hAnsi="Times New Roman"/>
+          <w:b w:val="false"/>
+          <w:bCs w:val="false"/>
+          <w:sz w:val="28"/>
+          <w:szCs w:val="28"/>
+        </w:rPr>
+        <w:t xml:space="preserve"> - инкапсулирует в себе всю логику работы с файловой системой. В качестве состояния хранит объект </w:t>
+      </w:r>
+      <w:r>
+        <w:rPr>
+          <w:rStyle w:val="Style12"/>
+          <w:rFonts w:ascii="Times New Roman" w:hAnsi="Times New Roman"/>
+          <w:b w:val="false"/>
+          <w:bCs w:val="false"/>
+          <w:sz w:val="28"/>
+          <w:szCs w:val="28"/>
+        </w:rPr>
+        <w:t>Path</w:t>
+      </w:r>
+      <w:r>
+        <w:rPr>
+          <w:rFonts w:ascii="Times New Roman" w:hAnsi="Times New Roman"/>
+          <w:b w:val="false"/>
+          <w:bCs w:val="false"/>
+          <w:sz w:val="28"/>
+          <w:szCs w:val="28"/>
+        </w:rPr>
+        <w:t xml:space="preserve">, определяющий целевую директорию для работы. Для обхода файлового дерева используются современные средства </w:t>
+      </w:r>
+      <w:r>
+        <w:rPr>
+          <w:rFonts w:ascii="Times New Roman" w:hAnsi="Times New Roman"/>
+          <w:b w:val="false"/>
+          <w:bCs w:val="false"/>
+          <w:sz w:val="28"/>
+          <w:szCs w:val="28"/>
+          <w:lang w:val="en-US"/>
+        </w:rPr>
+        <w:t>j</w:t>
+      </w:r>
+      <w:r>
+        <w:rPr>
+          <w:rFonts w:ascii="Times New Roman" w:hAnsi="Times New Roman"/>
+          <w:b w:val="false"/>
+          <w:bCs w:val="false"/>
+          <w:sz w:val="28"/>
+          <w:szCs w:val="28"/>
+        </w:rPr>
+        <w:t>ava NIO(</w:t>
+      </w:r>
+      <w:r>
+        <w:rPr>
+          <w:rStyle w:val="Style12"/>
+          <w:rFonts w:ascii="Times New Roman" w:hAnsi="Times New Roman"/>
+          <w:b w:val="false"/>
+          <w:bCs w:val="false"/>
+          <w:sz w:val="28"/>
+          <w:szCs w:val="28"/>
+        </w:rPr>
+        <w:t>java.nio.file</w:t>
+      </w:r>
+      <w:r>
+        <w:rPr>
+          <w:rFonts w:ascii="Times New Roman" w:hAnsi="Times New Roman"/>
+          <w:b w:val="false"/>
+          <w:bCs w:val="false"/>
+          <w:sz w:val="28"/>
+          <w:szCs w:val="28"/>
+        </w:rPr>
+        <w:t>) и Stream API.</w:t>
+      </w:r>
+    </w:p>
+    <w:p>
+      <w:pPr>
+        <w:pStyle w:val="BodyText"/>
+        <w:spacing w:lineRule="auto" w:line="298" w:before="0" w:after="222"/>
+        <w:jc w:val="both"/>
+        <w:rPr>
+          <w:rFonts w:ascii="Times New Roman" w:hAnsi="Times New Roman"/>
+          <w:b w:val="false"/>
+          <w:bCs w:val="false"/>
+          <w:sz w:val="28"/>
+          <w:szCs w:val="28"/>
+        </w:rPr>
+      </w:pPr>
+      <w:r>
+        <w:rPr>
+          <w:rFonts w:ascii="Times New Roman" w:hAnsi="Times New Roman"/>
+          <w:b w:val="false"/>
+          <w:bCs w:val="false"/>
+          <w:sz w:val="28"/>
+          <w:szCs w:val="28"/>
+        </w:rPr>
+        <w:t>Алгоритм сканирования директории выполняет рекурсивный обход всех элементов заданной папки. В процессе обхода программа определяет тип каждого объекта: для директорий размер принимается за 0 байт, а для файлов запрашивается их реальный вес. Итоговые данные в виде абсолютных путей и размеров выводятся в консоль.</w:t>
+      </w:r>
+    </w:p>
+    <w:p>
+      <w:pPr>
+        <w:pStyle w:val="BodyText"/>
+        <w:spacing w:lineRule="auto" w:line="298" w:before="0" w:after="222"/>
+        <w:jc w:val="both"/>
+        <w:rPr>
+          <w:rFonts w:ascii="Times New Roman" w:hAnsi="Times New Roman"/>
+          <w:b w:val="false"/>
+          <w:bCs w:val="false"/>
+          <w:sz w:val="28"/>
+          <w:szCs w:val="28"/>
+        </w:rPr>
+      </w:pPr>
+      <w:r>
+        <w:rPr>
+          <w:rFonts w:ascii="Times New Roman" w:hAnsi="Times New Roman"/>
+          <w:b w:val="false"/>
+          <w:bCs w:val="false"/>
+          <w:sz w:val="28"/>
+          <w:szCs w:val="28"/>
+        </w:rPr>
+        <w:t xml:space="preserve">Алгоритм поиска дубликатов предварительно собирает все регулярные файлы в единый список, после чего запускает вложенный цикл для их попарного сравнения. Программа сначала сверяет размеры файлов и пропускает </w:t>
+      </w:r>
+      <w:r>
+        <w:rPr>
+          <w:rFonts w:ascii="Times New Roman" w:hAnsi="Times New Roman"/>
+          <w:b w:val="false"/>
+          <w:bCs w:val="false"/>
+          <w:sz w:val="28"/>
+          <w:szCs w:val="28"/>
+          <w:lang w:val="ru-RU"/>
+        </w:rPr>
+        <w:t>несовпадаю</w:t>
+      </w:r>
+      <w:r>
+        <w:rPr>
+          <w:rFonts w:ascii="Times New Roman" w:hAnsi="Times New Roman"/>
+          <w:b w:val="false"/>
+          <w:bCs w:val="false"/>
+          <w:sz w:val="28"/>
+          <w:szCs w:val="28"/>
+          <w:lang w:val="en-US"/>
+        </w:rPr>
+        <w:t>шие</w:t>
+      </w:r>
+      <w:r>
+        <w:rPr>
+          <w:rFonts w:ascii="Times New Roman" w:hAnsi="Times New Roman"/>
+          <w:b w:val="false"/>
+          <w:bCs w:val="false"/>
+          <w:sz w:val="28"/>
+          <w:szCs w:val="28"/>
+        </w:rPr>
+        <w:t xml:space="preserve"> пары и </w:t>
+      </w:r>
+      <w:r>
+        <w:rPr>
+          <w:rFonts w:ascii="Times New Roman" w:hAnsi="Times New Roman"/>
+          <w:b w:val="false"/>
+          <w:bCs w:val="false"/>
+          <w:sz w:val="28"/>
+          <w:szCs w:val="28"/>
+          <w:lang w:val="ru-RU"/>
+        </w:rPr>
+        <w:t>е</w:t>
+      </w:r>
+      <w:r>
+        <w:rPr>
+          <w:rFonts w:ascii="Times New Roman" w:hAnsi="Times New Roman"/>
+          <w:b w:val="false"/>
+          <w:bCs w:val="false"/>
+          <w:sz w:val="28"/>
+          <w:szCs w:val="28"/>
+        </w:rPr>
+        <w:t>сли размеры идентичны, вызывается метод побайтное сравнения, и в случае полного совпадения содержимого пути к дубликатам выводятся на экран.</w:t>
+      </w:r>
+    </w:p>
+    <w:p>
+      <w:pPr>
+        <w:pStyle w:val="BodyText"/>
+        <w:spacing w:lineRule="auto" w:line="298" w:before="0" w:after="222"/>
+        <w:jc w:val="both"/>
+        <w:rPr>
+          <w:rFonts w:ascii="Times New Roman" w:hAnsi="Times New Roman"/>
+          <w:b w:val="false"/>
+          <w:bCs w:val="false"/>
+          <w:sz w:val="28"/>
+          <w:szCs w:val="28"/>
+        </w:rPr>
+      </w:pPr>
+      <w:r>
+        <w:rPr>
+          <w:rFonts w:ascii="Times New Roman" w:hAnsi="Times New Roman"/>
+          <w:b w:val="false"/>
+          <w:bCs w:val="false"/>
+          <w:sz w:val="28"/>
+          <w:szCs w:val="28"/>
+        </w:rPr>
+        <w:t>Алгоритм проверки резервной копии обходит файлы в оригинальной директории и вычисляет относительный путь каждого из них. Затем этот путь проецируется на папку резервной копии. Программа проверяет наличие скопированного файла по полученному адресу, а также сопоставляет размеры оригинала и копии для подтверждения целостности данных.</w:t>
+      </w:r>
+    </w:p>
+    <w:p>
+      <w:pPr>
+        <w:pStyle w:val="BodyText"/>
+        <w:spacing w:lineRule="auto" w:line="298" w:before="0" w:after="222"/>
+        <w:jc w:val="center"/>
+        <w:rPr>
+          <w:rFonts w:ascii="Times New Roman" w:hAnsi="Times New Roman"/>
+          <w:b/>
+          <w:bCs/>
+          <w:sz w:val="32"/>
+          <w:szCs w:val="32"/>
+        </w:rPr>
+      </w:pPr>
+      <w:r>
+        <w:rPr>
+          <w:b/>
+          <w:bCs/>
+          <w:color w:val="auto"/>
+          <w:sz w:val="32"/>
+          <w:szCs w:val="32"/>
+        </w:rPr>
+        <w:t>Исходный код программы</w:t>
+      </w:r>
+    </w:p>
+    <w:p>
+      <w:pPr>
+        <w:pStyle w:val="BodyText"/>
+        <w:spacing w:lineRule="auto" w:line="298" w:before="0" w:after="222"/>
+        <w:jc w:val="center"/>
+        <w:rPr>
+          <w:rFonts w:ascii="Times New Roman" w:hAnsi="Times New Roman"/>
+          <w:b/>
+          <w:bCs/>
+          <w:sz w:val="32"/>
+          <w:szCs w:val="32"/>
+        </w:rPr>
+      </w:pPr>
+      <w:r>
+        <w:rPr>
+          <w:b/>
+          <w:bCs/>
+          <w:color w:val="auto"/>
+          <w:sz w:val="32"/>
+          <w:szCs w:val="32"/>
+        </w:rPr>
+      </w:r>
+    </w:p>
+    <w:p>
+      <w:pPr>
+        <w:pStyle w:val="BodyText"/>
+        <w:spacing w:lineRule="auto" w:line="298" w:before="0" w:after="222"/>
+        <w:jc w:val="center"/>
+        <w:rPr>
+          <w:rFonts w:ascii="Times New Roman" w:hAnsi="Times New Roman"/>
+          <w:b/>
+          <w:bCs/>
+          <w:sz w:val="32"/>
+          <w:szCs w:val="32"/>
+        </w:rPr>
+      </w:pPr>
+      <w:r>
+        <w:rPr>
+          <w:b/>
+          <w:bCs/>
+          <w:color w:val="auto"/>
+          <w:sz w:val="32"/>
+          <w:szCs w:val="32"/>
+        </w:rPr>
+        <w:t>import java.io.IOException;</w:t>
+      </w:r>
+    </w:p>
+    <w:p>
+      <w:pPr>
+        <w:pStyle w:val="BodyText"/>
+        <w:spacing w:lineRule="auto" w:line="298" w:before="0" w:after="222"/>
+        <w:jc w:val="center"/>
+        <w:rPr>
+          <w:rFonts w:ascii="Times New Roman" w:hAnsi="Times New Roman"/>
+          <w:b/>
+          <w:bCs/>
+          <w:sz w:val="32"/>
+          <w:szCs w:val="32"/>
+        </w:rPr>
+      </w:pPr>
+      <w:r>
+        <w:rPr>
+          <w:b/>
+          <w:bCs/>
+          <w:color w:val="auto"/>
+          <w:sz w:val="32"/>
+          <w:szCs w:val="32"/>
+        </w:rPr>
+        <w:t>import java.nio.file.Path;</w:t>
+      </w:r>
+    </w:p>
+    <w:p>
+      <w:pPr>
+        <w:pStyle w:val="BodyText"/>
+        <w:spacing w:lineRule="auto" w:line="298" w:before="0" w:after="222"/>
+        <w:jc w:val="center"/>
+        <w:rPr>
+          <w:rFonts w:ascii="Times New Roman" w:hAnsi="Times New Roman"/>
+          <w:b/>
+          <w:bCs/>
+          <w:sz w:val="32"/>
+          <w:szCs w:val="32"/>
+        </w:rPr>
+      </w:pPr>
+      <w:r>
+        <w:rPr>
+          <w:b/>
+          <w:bCs/>
+          <w:color w:val="auto"/>
+          <w:sz w:val="32"/>
+          <w:szCs w:val="32"/>
+        </w:rPr>
+        <w:t>import java.util.Scanner;</w:t>
+      </w:r>
+    </w:p>
+    <w:p>
+      <w:pPr>
+        <w:pStyle w:val="BodyText"/>
+        <w:spacing w:lineRule="auto" w:line="298" w:before="0" w:after="222"/>
+        <w:jc w:val="center"/>
+        <w:rPr>
+          <w:rFonts w:ascii="Times New Roman" w:hAnsi="Times New Roman"/>
+          <w:b/>
+          <w:bCs/>
+          <w:sz w:val="32"/>
+          <w:szCs w:val="32"/>
+        </w:rPr>
+      </w:pPr>
+      <w:r>
+        <w:rPr>
+          <w:b/>
+          <w:bCs/>
+          <w:color w:val="auto"/>
+          <w:sz w:val="32"/>
+          <w:szCs w:val="32"/>
+        </w:rPr>
+      </w:r>
+    </w:p>
+    <w:p>
+      <w:pPr>
+        <w:pStyle w:val="BodyText"/>
+        <w:spacing w:lineRule="auto" w:line="298" w:before="0" w:after="222"/>
+        <w:jc w:val="center"/>
+        <w:rPr>
+          <w:rFonts w:ascii="Times New Roman" w:hAnsi="Times New Roman"/>
+          <w:b/>
+          <w:bCs/>
+          <w:sz w:val="32"/>
+          <w:szCs w:val="32"/>
+        </w:rPr>
+      </w:pPr>
+      <w:r>
+        <w:rPr>
+          <w:b/>
+          <w:bCs/>
+          <w:color w:val="auto"/>
+          <w:sz w:val="32"/>
+          <w:szCs w:val="32"/>
+        </w:rPr>
+        <w:t>public class Main {</w:t>
+      </w:r>
+    </w:p>
+    <w:p>
+      <w:pPr>
+        <w:pStyle w:val="BodyText"/>
+        <w:spacing w:lineRule="auto" w:line="298" w:before="0" w:after="222"/>
+        <w:jc w:val="center"/>
+        <w:rPr>
+          <w:rFonts w:ascii="Times New Roman" w:hAnsi="Times New Roman"/>
+          <w:b/>
+          <w:bCs/>
+          <w:sz w:val="32"/>
+          <w:szCs w:val="32"/>
+        </w:rPr>
+      </w:pPr>
+      <w:r>
+        <w:rPr>
+          <w:b/>
+          <w:bCs/>
+          <w:color w:val="auto"/>
+          <w:sz w:val="32"/>
+          <w:szCs w:val="32"/>
+        </w:rPr>
+        <w:t xml:space="preserve">  </w:t>
+      </w:r>
+      <w:r>
+        <w:rPr>
+          <w:b/>
+          <w:bCs/>
+          <w:color w:val="auto"/>
+          <w:sz w:val="32"/>
+          <w:szCs w:val="32"/>
+        </w:rPr>
+        <w:t>public static void main(String[] args) throws IOException {</w:t>
+      </w:r>
+    </w:p>
+    <w:p>
+      <w:pPr>
+        <w:pStyle w:val="BodyText"/>
+        <w:spacing w:lineRule="auto" w:line="298" w:before="0" w:after="222"/>
+        <w:jc w:val="center"/>
+        <w:rPr>
+          <w:rFonts w:ascii="Times New Roman" w:hAnsi="Times New Roman"/>
+          <w:b/>
+          <w:bCs/>
+          <w:sz w:val="32"/>
+          <w:szCs w:val="32"/>
+        </w:rPr>
+      </w:pPr>
+      <w:r>
+        <w:rPr>
+          <w:b/>
+          <w:bCs/>
+          <w:color w:val="auto"/>
+          <w:sz w:val="32"/>
+          <w:szCs w:val="32"/>
+        </w:rPr>
+        <w:t xml:space="preserve">    </w:t>
+      </w:r>
+      <w:r>
+        <w:rPr>
+          <w:b/>
+          <w:bCs/>
+          <w:color w:val="auto"/>
+          <w:sz w:val="32"/>
+          <w:szCs w:val="32"/>
+        </w:rPr>
+        <w:t>Scanner sc = new Scanner(System.in);</w:t>
+      </w:r>
+    </w:p>
+    <w:p>
+      <w:pPr>
+        <w:pStyle w:val="BodyText"/>
+        <w:spacing w:lineRule="auto" w:line="298" w:before="0" w:after="222"/>
+        <w:jc w:val="center"/>
+        <w:rPr>
+          <w:rFonts w:ascii="Times New Roman" w:hAnsi="Times New Roman"/>
+          <w:b/>
+          <w:bCs/>
+          <w:sz w:val="32"/>
+          <w:szCs w:val="32"/>
+        </w:rPr>
+      </w:pPr>
+      <w:r>
+        <w:rPr>
+          <w:b/>
+          <w:bCs/>
+          <w:color w:val="auto"/>
+          <w:sz w:val="32"/>
+          <w:szCs w:val="32"/>
+        </w:rPr>
+        <w:t xml:space="preserve">    </w:t>
+      </w:r>
+      <w:r>
+        <w:rPr>
+          <w:b/>
+          <w:bCs/>
+          <w:color w:val="auto"/>
+          <w:sz w:val="32"/>
+          <w:szCs w:val="32"/>
+        </w:rPr>
+        <w:t>for (;;) {</w:t>
+      </w:r>
+    </w:p>
+    <w:p>
+      <w:pPr>
+        <w:pStyle w:val="BodyText"/>
+        <w:spacing w:lineRule="auto" w:line="298" w:before="0" w:after="222"/>
+        <w:jc w:val="center"/>
+        <w:rPr>
+          <w:rFonts w:ascii="Times New Roman" w:hAnsi="Times New Roman"/>
+          <w:b/>
+          <w:bCs/>
+          <w:sz w:val="32"/>
+          <w:szCs w:val="32"/>
+        </w:rPr>
+      </w:pPr>
+      <w:r>
+        <w:rPr>
+          <w:b/>
+          <w:bCs/>
+          <w:color w:val="auto"/>
+          <w:sz w:val="32"/>
+          <w:szCs w:val="32"/>
+        </w:rPr>
+        <w:t xml:space="preserve">      </w:t>
+      </w:r>
+      <w:r>
+        <w:rPr>
+          <w:b/>
+          <w:bCs/>
+          <w:color w:val="auto"/>
+          <w:sz w:val="32"/>
+          <w:szCs w:val="32"/>
+        </w:rPr>
+        <w:t>System.out.print("\nПуть: ");</w:t>
+      </w:r>
+    </w:p>
+    <w:p>
+      <w:pPr>
+        <w:pStyle w:val="BodyText"/>
+        <w:spacing w:lineRule="auto" w:line="298" w:before="0" w:after="222"/>
+        <w:jc w:val="center"/>
+        <w:rPr>
+          <w:rFonts w:ascii="Times New Roman" w:hAnsi="Times New Roman"/>
+          <w:b/>
+          <w:bCs/>
+          <w:sz w:val="32"/>
+          <w:szCs w:val="32"/>
+        </w:rPr>
+      </w:pPr>
+      <w:r>
+        <w:rPr>
+          <w:b/>
+          <w:bCs/>
+          <w:color w:val="auto"/>
+          <w:sz w:val="32"/>
+          <w:szCs w:val="32"/>
+        </w:rPr>
+        <w:t xml:space="preserve">      </w:t>
+      </w:r>
+      <w:r>
+        <w:rPr>
+          <w:b/>
+          <w:bCs/>
+          <w:color w:val="auto"/>
+          <w:sz w:val="32"/>
+          <w:szCs w:val="32"/>
+        </w:rPr>
+        <w:t>String s = sc.nextLine();</w:t>
+      </w:r>
+    </w:p>
+    <w:p>
+      <w:pPr>
+        <w:pStyle w:val="BodyText"/>
+        <w:spacing w:lineRule="auto" w:line="298" w:before="0" w:after="222"/>
+        <w:jc w:val="center"/>
+        <w:rPr>
+          <w:rFonts w:ascii="Times New Roman" w:hAnsi="Times New Roman"/>
+          <w:b/>
+          <w:bCs/>
+          <w:sz w:val="32"/>
+          <w:szCs w:val="32"/>
+        </w:rPr>
+      </w:pPr>
+      <w:r>
+        <w:rPr>
+          <w:b/>
+          <w:bCs/>
+          <w:color w:val="auto"/>
+          <w:sz w:val="32"/>
+          <w:szCs w:val="32"/>
+        </w:rPr>
+        <w:t xml:space="preserve">      </w:t>
+      </w:r>
+      <w:r>
+        <w:rPr>
+          <w:b/>
+          <w:bCs/>
+          <w:color w:val="auto"/>
+          <w:sz w:val="32"/>
+          <w:szCs w:val="32"/>
+        </w:rPr>
+        <w:t>Methods m = new Methods(s);</w:t>
+      </w:r>
+    </w:p>
+    <w:p>
+      <w:pPr>
+        <w:pStyle w:val="BodyText"/>
+        <w:spacing w:lineRule="auto" w:line="298" w:before="0" w:after="222"/>
+        <w:jc w:val="center"/>
+        <w:rPr>
+          <w:rFonts w:ascii="Times New Roman" w:hAnsi="Times New Roman"/>
+          <w:b/>
+          <w:bCs/>
+          <w:sz w:val="32"/>
+          <w:szCs w:val="32"/>
+        </w:rPr>
+      </w:pPr>
+      <w:r>
+        <w:rPr>
+          <w:b/>
+          <w:bCs/>
+          <w:color w:val="auto"/>
+          <w:sz w:val="32"/>
+          <w:szCs w:val="32"/>
+        </w:rPr>
+        <w:t xml:space="preserve">      </w:t>
+      </w:r>
+      <w:r>
+        <w:rPr>
+          <w:b/>
+          <w:bCs/>
+          <w:color w:val="auto"/>
+          <w:sz w:val="32"/>
+          <w:szCs w:val="32"/>
+        </w:rPr>
+        <w:t>System.out.println("\n1) Скан\n2) Дубликаты\n3) Бэкап\n4) Выход");</w:t>
+      </w:r>
+    </w:p>
+    <w:p>
+      <w:pPr>
+        <w:pStyle w:val="BodyText"/>
+        <w:spacing w:lineRule="auto" w:line="298" w:before="0" w:after="222"/>
+        <w:jc w:val="center"/>
+        <w:rPr>
+          <w:rFonts w:ascii="Times New Roman" w:hAnsi="Times New Roman"/>
+          <w:b/>
+          <w:bCs/>
+          <w:sz w:val="32"/>
+          <w:szCs w:val="32"/>
+        </w:rPr>
+      </w:pPr>
+      <w:r>
+        <w:rPr>
+          <w:b/>
+          <w:bCs/>
+          <w:color w:val="auto"/>
+          <w:sz w:val="32"/>
+          <w:szCs w:val="32"/>
+        </w:rPr>
+        <w:t xml:space="preserve">      </w:t>
+      </w:r>
+      <w:r>
+        <w:rPr>
+          <w:b/>
+          <w:bCs/>
+          <w:color w:val="auto"/>
+          <w:sz w:val="32"/>
+          <w:szCs w:val="32"/>
+        </w:rPr>
+        <w:t>int ch = sc.nextInt();</w:t>
+      </w:r>
+    </w:p>
+    <w:p>
+      <w:pPr>
+        <w:pStyle w:val="BodyText"/>
+        <w:spacing w:lineRule="auto" w:line="298" w:before="0" w:after="222"/>
+        <w:jc w:val="center"/>
+        <w:rPr>
+          <w:rFonts w:ascii="Times New Roman" w:hAnsi="Times New Roman"/>
+          <w:b/>
+          <w:bCs/>
+          <w:sz w:val="32"/>
+          <w:szCs w:val="32"/>
+        </w:rPr>
+      </w:pPr>
+      <w:r>
+        <w:rPr>
+          <w:b/>
+          <w:bCs/>
+          <w:color w:val="auto"/>
+          <w:sz w:val="32"/>
+          <w:szCs w:val="32"/>
+        </w:rPr>
+        <w:t xml:space="preserve">      </w:t>
+      </w:r>
+      <w:r>
+        <w:rPr>
+          <w:b/>
+          <w:bCs/>
+          <w:color w:val="auto"/>
+          <w:sz w:val="32"/>
+          <w:szCs w:val="32"/>
+        </w:rPr>
+        <w:t>sc.nextLine();</w:t>
+      </w:r>
+    </w:p>
+    <w:p>
+      <w:pPr>
+        <w:pStyle w:val="BodyText"/>
+        <w:spacing w:lineRule="auto" w:line="298" w:before="0" w:after="222"/>
+        <w:jc w:val="center"/>
+        <w:rPr>
+          <w:rFonts w:ascii="Times New Roman" w:hAnsi="Times New Roman"/>
+          <w:b/>
+          <w:bCs/>
+          <w:sz w:val="32"/>
+          <w:szCs w:val="32"/>
+        </w:rPr>
+      </w:pPr>
+      <w:r>
+        <w:rPr>
+          <w:b/>
+          <w:bCs/>
+          <w:color w:val="auto"/>
+          <w:sz w:val="32"/>
+          <w:szCs w:val="32"/>
+        </w:rPr>
+        <w:t xml:space="preserve">      </w:t>
+      </w:r>
+      <w:r>
+        <w:rPr>
+          <w:b/>
+          <w:bCs/>
+          <w:color w:val="auto"/>
+          <w:sz w:val="32"/>
+          <w:szCs w:val="32"/>
+        </w:rPr>
+        <w:t>if (ch == 4)</w:t>
+      </w:r>
+    </w:p>
+    <w:p>
+      <w:pPr>
+        <w:pStyle w:val="BodyText"/>
+        <w:spacing w:lineRule="auto" w:line="298" w:before="0" w:after="222"/>
+        <w:jc w:val="center"/>
+        <w:rPr>
+          <w:rFonts w:ascii="Times New Roman" w:hAnsi="Times New Roman"/>
+          <w:b/>
+          <w:bCs/>
+          <w:sz w:val="32"/>
+          <w:szCs w:val="32"/>
+        </w:rPr>
+      </w:pPr>
+      <w:r>
+        <w:rPr>
+          <w:b/>
+          <w:bCs/>
+          <w:color w:val="auto"/>
+          <w:sz w:val="32"/>
+          <w:szCs w:val="32"/>
+        </w:rPr>
+        <w:t xml:space="preserve">        </w:t>
+      </w:r>
+      <w:r>
+        <w:rPr>
+          <w:b/>
+          <w:bCs/>
+          <w:color w:val="auto"/>
+          <w:sz w:val="32"/>
+          <w:szCs w:val="32"/>
+        </w:rPr>
+        <w:t>break;</w:t>
+      </w:r>
+    </w:p>
+    <w:p>
+      <w:pPr>
+        <w:pStyle w:val="BodyText"/>
+        <w:spacing w:lineRule="auto" w:line="298" w:before="0" w:after="222"/>
+        <w:jc w:val="center"/>
+        <w:rPr>
+          <w:rFonts w:ascii="Times New Roman" w:hAnsi="Times New Roman"/>
+          <w:b/>
+          <w:bCs/>
+          <w:sz w:val="32"/>
+          <w:szCs w:val="32"/>
+        </w:rPr>
+      </w:pPr>
+      <w:r>
+        <w:rPr>
+          <w:b/>
+          <w:bCs/>
+          <w:color w:val="auto"/>
+          <w:sz w:val="32"/>
+          <w:szCs w:val="32"/>
+        </w:rPr>
+        <w:t xml:space="preserve">      </w:t>
+      </w:r>
+      <w:r>
+        <w:rPr>
+          <w:b/>
+          <w:bCs/>
+          <w:color w:val="auto"/>
+          <w:sz w:val="32"/>
+          <w:szCs w:val="32"/>
+        </w:rPr>
+        <w:t>if (ch == 1)</w:t>
+      </w:r>
+    </w:p>
+    <w:p>
+      <w:pPr>
+        <w:pStyle w:val="BodyText"/>
+        <w:spacing w:lineRule="auto" w:line="298" w:before="0" w:after="222"/>
+        <w:jc w:val="center"/>
+        <w:rPr>
+          <w:rFonts w:ascii="Times New Roman" w:hAnsi="Times New Roman"/>
+          <w:b/>
+          <w:bCs/>
+          <w:sz w:val="32"/>
+          <w:szCs w:val="32"/>
+        </w:rPr>
+      </w:pPr>
+      <w:r>
+        <w:rPr>
+          <w:b/>
+          <w:bCs/>
+          <w:color w:val="auto"/>
+          <w:sz w:val="32"/>
+          <w:szCs w:val="32"/>
+        </w:rPr>
+        <w:t xml:space="preserve">        </w:t>
+      </w:r>
+      <w:r>
+        <w:rPr>
+          <w:b/>
+          <w:bCs/>
+          <w:color w:val="auto"/>
+          <w:sz w:val="32"/>
+          <w:szCs w:val="32"/>
+        </w:rPr>
+        <w:t>m.scanDirectory();</w:t>
+      </w:r>
+    </w:p>
+    <w:p>
+      <w:pPr>
+        <w:pStyle w:val="BodyText"/>
+        <w:spacing w:lineRule="auto" w:line="298" w:before="0" w:after="222"/>
+        <w:jc w:val="center"/>
+        <w:rPr>
+          <w:rFonts w:ascii="Times New Roman" w:hAnsi="Times New Roman"/>
+          <w:b/>
+          <w:bCs/>
+          <w:sz w:val="32"/>
+          <w:szCs w:val="32"/>
+        </w:rPr>
+      </w:pPr>
+      <w:r>
+        <w:rPr>
+          <w:b/>
+          <w:bCs/>
+          <w:color w:val="auto"/>
+          <w:sz w:val="32"/>
+          <w:szCs w:val="32"/>
+        </w:rPr>
+        <w:t xml:space="preserve">      </w:t>
+      </w:r>
+      <w:r>
+        <w:rPr>
+          <w:b/>
+          <w:bCs/>
+          <w:color w:val="auto"/>
+          <w:sz w:val="32"/>
+          <w:szCs w:val="32"/>
+        </w:rPr>
+        <w:t>if (ch == 2)</w:t>
+      </w:r>
+    </w:p>
+    <w:p>
+      <w:pPr>
+        <w:pStyle w:val="BodyText"/>
+        <w:spacing w:lineRule="auto" w:line="298" w:before="0" w:after="222"/>
+        <w:jc w:val="center"/>
+        <w:rPr>
+          <w:rFonts w:ascii="Times New Roman" w:hAnsi="Times New Roman"/>
+          <w:b/>
+          <w:bCs/>
+          <w:sz w:val="32"/>
+          <w:szCs w:val="32"/>
+        </w:rPr>
+      </w:pPr>
+      <w:r>
+        <w:rPr>
+          <w:b/>
+          <w:bCs/>
+          <w:color w:val="auto"/>
+          <w:sz w:val="32"/>
+          <w:szCs w:val="32"/>
+        </w:rPr>
+        <w:t xml:space="preserve">        </w:t>
+      </w:r>
+      <w:r>
+        <w:rPr>
+          <w:b/>
+          <w:bCs/>
+          <w:color w:val="auto"/>
+          <w:sz w:val="32"/>
+          <w:szCs w:val="32"/>
+        </w:rPr>
+        <w:t>m.findDuplicates();</w:t>
+      </w:r>
+    </w:p>
+    <w:p>
+      <w:pPr>
+        <w:pStyle w:val="BodyText"/>
+        <w:spacing w:lineRule="auto" w:line="298" w:before="0" w:after="222"/>
+        <w:jc w:val="center"/>
+        <w:rPr>
+          <w:rFonts w:ascii="Times New Roman" w:hAnsi="Times New Roman"/>
+          <w:b/>
+          <w:bCs/>
+          <w:sz w:val="32"/>
+          <w:szCs w:val="32"/>
+        </w:rPr>
+      </w:pPr>
+      <w:r>
+        <w:rPr>
+          <w:b/>
+          <w:bCs/>
+          <w:color w:val="auto"/>
+          <w:sz w:val="32"/>
+          <w:szCs w:val="32"/>
+        </w:rPr>
+        <w:t xml:space="preserve">      </w:t>
+      </w:r>
+      <w:r>
+        <w:rPr>
+          <w:b/>
+          <w:bCs/>
+          <w:color w:val="auto"/>
+          <w:sz w:val="32"/>
+          <w:szCs w:val="32"/>
+        </w:rPr>
+        <w:t>if (ch == 3) {</w:t>
+      </w:r>
+    </w:p>
+    <w:p>
+      <w:pPr>
+        <w:pStyle w:val="BodyText"/>
+        <w:spacing w:lineRule="auto" w:line="298" w:before="0" w:after="222"/>
+        <w:jc w:val="center"/>
+        <w:rPr>
+          <w:rFonts w:ascii="Times New Roman" w:hAnsi="Times New Roman"/>
+          <w:b/>
+          <w:bCs/>
+          <w:sz w:val="32"/>
+          <w:szCs w:val="32"/>
+        </w:rPr>
+      </w:pPr>
+      <w:r>
+        <w:rPr>
+          <w:b/>
+          <w:bCs/>
+          <w:color w:val="auto"/>
+          <w:sz w:val="32"/>
+          <w:szCs w:val="32"/>
+        </w:rPr>
+        <w:t xml:space="preserve">        </w:t>
+      </w:r>
+      <w:r>
+        <w:rPr>
+          <w:b/>
+          <w:bCs/>
+          <w:color w:val="auto"/>
+          <w:sz w:val="32"/>
+          <w:szCs w:val="32"/>
+        </w:rPr>
+        <w:t>System.out.print("Путь бэкапа: ");</w:t>
+      </w:r>
+    </w:p>
+    <w:p>
+      <w:pPr>
+        <w:pStyle w:val="BodyText"/>
+        <w:spacing w:lineRule="auto" w:line="298" w:before="0" w:after="222"/>
+        <w:jc w:val="center"/>
+        <w:rPr>
+          <w:rFonts w:ascii="Times New Roman" w:hAnsi="Times New Roman"/>
+          <w:b/>
+          <w:bCs/>
+          <w:sz w:val="32"/>
+          <w:szCs w:val="32"/>
+        </w:rPr>
+      </w:pPr>
+      <w:r>
+        <w:rPr>
+          <w:b/>
+          <w:bCs/>
+          <w:color w:val="auto"/>
+          <w:sz w:val="32"/>
+          <w:szCs w:val="32"/>
+        </w:rPr>
+        <w:t xml:space="preserve">        </w:t>
+      </w:r>
+      <w:r>
+        <w:rPr>
+          <w:b/>
+          <w:bCs/>
+          <w:color w:val="auto"/>
+          <w:sz w:val="32"/>
+          <w:szCs w:val="32"/>
+        </w:rPr>
+        <w:t>m.verifyBackup(Path.of(sc.nextLine()));</w:t>
+      </w:r>
+    </w:p>
+    <w:p>
+      <w:pPr>
+        <w:pStyle w:val="BodyText"/>
+        <w:spacing w:lineRule="auto" w:line="298" w:before="0" w:after="222"/>
+        <w:jc w:val="center"/>
+        <w:rPr>
+          <w:rFonts w:ascii="Times New Roman" w:hAnsi="Times New Roman"/>
+          <w:b/>
+          <w:bCs/>
+          <w:sz w:val="32"/>
+          <w:szCs w:val="32"/>
+        </w:rPr>
+      </w:pPr>
+      <w:r>
+        <w:rPr>
+          <w:b/>
+          <w:bCs/>
+          <w:color w:val="auto"/>
+          <w:sz w:val="32"/>
+          <w:szCs w:val="32"/>
+        </w:rPr>
+        <w:t xml:space="preserve">      </w:t>
+      </w:r>
+      <w:r>
+        <w:rPr>
+          <w:b/>
+          <w:bCs/>
+          <w:color w:val="auto"/>
+          <w:sz w:val="32"/>
+          <w:szCs w:val="32"/>
+        </w:rPr>
+        <w:t>}</w:t>
+      </w:r>
+    </w:p>
+    <w:p>
+      <w:pPr>
+        <w:pStyle w:val="BodyText"/>
+        <w:spacing w:lineRule="auto" w:line="298" w:before="0" w:after="222"/>
+        <w:jc w:val="center"/>
+        <w:rPr>
+          <w:rFonts w:ascii="Times New Roman" w:hAnsi="Times New Roman"/>
+          <w:b/>
+          <w:bCs/>
+          <w:sz w:val="32"/>
+          <w:szCs w:val="32"/>
+        </w:rPr>
+      </w:pPr>
+      <w:r>
+        <w:rPr>
+          <w:b/>
+          <w:bCs/>
+          <w:color w:val="auto"/>
+          <w:sz w:val="32"/>
+          <w:szCs w:val="32"/>
+        </w:rPr>
+        <w:t xml:space="preserve">    </w:t>
+      </w:r>
+      <w:r>
+        <w:rPr>
+          <w:b/>
+          <w:bCs/>
+          <w:color w:val="auto"/>
+          <w:sz w:val="32"/>
+          <w:szCs w:val="32"/>
+        </w:rPr>
+        <w:t>}</w:t>
+      </w:r>
+    </w:p>
+    <w:p>
+      <w:pPr>
+        <w:pStyle w:val="BodyText"/>
+        <w:spacing w:lineRule="auto" w:line="298" w:before="0" w:after="222"/>
+        <w:jc w:val="center"/>
+        <w:rPr>
+          <w:rFonts w:ascii="Times New Roman" w:hAnsi="Times New Roman"/>
+          <w:b/>
+          <w:bCs/>
+          <w:sz w:val="32"/>
+          <w:szCs w:val="32"/>
+        </w:rPr>
+      </w:pPr>
+      <w:r>
+        <w:rPr>
+          <w:b/>
+          <w:bCs/>
+          <w:color w:val="auto"/>
+          <w:sz w:val="32"/>
+          <w:szCs w:val="32"/>
+        </w:rPr>
+        <w:t xml:space="preserve">  </w:t>
+      </w:r>
+      <w:r>
+        <w:rPr>
+          <w:b/>
+          <w:bCs/>
+          <w:color w:val="auto"/>
+          <w:sz w:val="32"/>
+          <w:szCs w:val="32"/>
+        </w:rPr>
+        <w:t>}</w:t>
+      </w:r>
+    </w:p>
+    <w:p>
+      <w:pPr>
+        <w:pStyle w:val="BodyText"/>
+        <w:spacing w:lineRule="auto" w:line="298" w:before="0" w:after="222"/>
+        <w:jc w:val="center"/>
+        <w:rPr>
+          <w:rFonts w:ascii="Times New Roman" w:hAnsi="Times New Roman"/>
+          <w:b/>
+          <w:bCs/>
+          <w:sz w:val="32"/>
+          <w:szCs w:val="32"/>
+        </w:rPr>
+      </w:pPr>
+      <w:r>
+        <w:rPr>
+          <w:b/>
+          <w:bCs/>
+          <w:color w:val="auto"/>
+          <w:sz w:val="32"/>
+          <w:szCs w:val="32"/>
+        </w:rPr>
+        <w:t>}</w:t>
+      </w:r>
+    </w:p>
+    <w:p>
+      <w:pPr>
+        <w:pStyle w:val="BodyText"/>
+        <w:spacing w:lineRule="auto" w:line="298" w:before="0" w:after="222"/>
+        <w:jc w:val="center"/>
+        <w:rPr>
+          <w:rFonts w:ascii="Times New Roman" w:hAnsi="Times New Roman"/>
+          <w:b/>
+          <w:bCs/>
+          <w:sz w:val="32"/>
+          <w:szCs w:val="32"/>
+        </w:rPr>
+      </w:pPr>
+      <w:r>
+        <w:rPr>
+          <w:b/>
+          <w:bCs/>
+          <w:color w:val="auto"/>
+          <w:sz w:val="32"/>
+          <w:szCs w:val="32"/>
+        </w:rPr>
+      </w:r>
+    </w:p>
+    <w:p>
+      <w:pPr>
+        <w:pStyle w:val="BodyText"/>
+        <w:spacing w:lineRule="auto" w:line="298" w:before="0" w:after="222"/>
+        <w:jc w:val="center"/>
+        <w:rPr>
+          <w:rFonts w:ascii="Times New Roman" w:hAnsi="Times New Roman"/>
+          <w:b/>
+          <w:bCs/>
+          <w:sz w:val="32"/>
+          <w:szCs w:val="32"/>
+        </w:rPr>
+      </w:pPr>
+      <w:r>
+        <w:rPr>
+          <w:b/>
+          <w:bCs/>
+          <w:color w:val="auto"/>
+          <w:sz w:val="32"/>
+          <w:szCs w:val="32"/>
+        </w:rPr>
+        <w:t>import java.io.IOException;</w:t>
+      </w:r>
+    </w:p>
+    <w:p>
+      <w:pPr>
+        <w:pStyle w:val="BodyText"/>
+        <w:spacing w:lineRule="auto" w:line="298" w:before="0" w:after="222"/>
+        <w:jc w:val="center"/>
+        <w:rPr>
+          <w:rFonts w:ascii="Times New Roman" w:hAnsi="Times New Roman"/>
+          <w:b/>
+          <w:bCs/>
+          <w:sz w:val="32"/>
+          <w:szCs w:val="32"/>
+        </w:rPr>
+      </w:pPr>
+      <w:r>
+        <w:rPr>
+          <w:b/>
+          <w:bCs/>
+          <w:color w:val="auto"/>
+          <w:sz w:val="32"/>
+          <w:szCs w:val="32"/>
+        </w:rPr>
+        <w:t>import java.nio.file.*;</w:t>
+      </w:r>
+    </w:p>
+    <w:p>
+      <w:pPr>
+        <w:pStyle w:val="BodyText"/>
+        <w:spacing w:lineRule="auto" w:line="298" w:before="0" w:after="222"/>
+        <w:jc w:val="center"/>
+        <w:rPr>
+          <w:rFonts w:ascii="Times New Roman" w:hAnsi="Times New Roman"/>
+          <w:b/>
+          <w:bCs/>
+          <w:sz w:val="32"/>
+          <w:szCs w:val="32"/>
+        </w:rPr>
+      </w:pPr>
+      <w:r>
+        <w:rPr>
+          <w:b/>
+          <w:bCs/>
+          <w:color w:val="auto"/>
+          <w:sz w:val="32"/>
+          <w:szCs w:val="32"/>
+        </w:rPr>
+        <w:t>import java.util.*;</w:t>
+      </w:r>
+    </w:p>
+    <w:p>
+      <w:pPr>
+        <w:pStyle w:val="BodyText"/>
+        <w:spacing w:lineRule="auto" w:line="298" w:before="0" w:after="222"/>
+        <w:jc w:val="center"/>
+        <w:rPr>
+          <w:rFonts w:ascii="Times New Roman" w:hAnsi="Times New Roman"/>
+          <w:b/>
+          <w:bCs/>
+          <w:sz w:val="32"/>
+          <w:szCs w:val="32"/>
+        </w:rPr>
+      </w:pPr>
+      <w:r>
+        <w:rPr>
+          <w:b/>
+          <w:bCs/>
+          <w:color w:val="auto"/>
+          <w:sz w:val="32"/>
+          <w:szCs w:val="32"/>
+        </w:rPr>
+        <w:t>import java.util.stream.Stream;</w:t>
+      </w:r>
+    </w:p>
+    <w:p>
+      <w:pPr>
+        <w:pStyle w:val="BodyText"/>
+        <w:spacing w:lineRule="auto" w:line="298" w:before="0" w:after="222"/>
+        <w:jc w:val="center"/>
+        <w:rPr>
+          <w:rFonts w:ascii="Times New Roman" w:hAnsi="Times New Roman"/>
+          <w:b/>
+          <w:bCs/>
+          <w:sz w:val="32"/>
+          <w:szCs w:val="32"/>
+        </w:rPr>
+      </w:pPr>
+      <w:r>
+        <w:rPr>
+          <w:b/>
+          <w:bCs/>
+          <w:color w:val="auto"/>
+          <w:sz w:val="32"/>
+          <w:szCs w:val="32"/>
+        </w:rPr>
+      </w:r>
+    </w:p>
+    <w:p>
+      <w:pPr>
+        <w:pStyle w:val="BodyText"/>
+        <w:spacing w:lineRule="auto" w:line="298" w:before="0" w:after="222"/>
+        <w:jc w:val="center"/>
+        <w:rPr>
+          <w:rFonts w:ascii="Times New Roman" w:hAnsi="Times New Roman"/>
+          <w:b/>
+          <w:bCs/>
+          <w:sz w:val="32"/>
+          <w:szCs w:val="32"/>
+        </w:rPr>
+      </w:pPr>
+      <w:r>
+        <w:rPr>
+          <w:b/>
+          <w:bCs/>
+          <w:color w:val="auto"/>
+          <w:sz w:val="32"/>
+          <w:szCs w:val="32"/>
+        </w:rPr>
+        <w:t>public class Methods {</w:t>
+      </w:r>
+    </w:p>
+    <w:p>
+      <w:pPr>
+        <w:pStyle w:val="BodyText"/>
+        <w:spacing w:lineRule="auto" w:line="298" w:before="0" w:after="222"/>
+        <w:jc w:val="center"/>
+        <w:rPr>
+          <w:rFonts w:ascii="Times New Roman" w:hAnsi="Times New Roman"/>
+          <w:b/>
+          <w:bCs/>
+          <w:sz w:val="32"/>
+          <w:szCs w:val="32"/>
+        </w:rPr>
+      </w:pPr>
+      <w:r>
+        <w:rPr>
+          <w:b/>
+          <w:bCs/>
+          <w:color w:val="auto"/>
+          <w:sz w:val="32"/>
+          <w:szCs w:val="32"/>
+        </w:rPr>
+        <w:t xml:space="preserve">  </w:t>
+      </w:r>
+      <w:r>
+        <w:rPr>
+          <w:b/>
+          <w:bCs/>
+          <w:color w:val="auto"/>
+          <w:sz w:val="32"/>
+          <w:szCs w:val="32"/>
+        </w:rPr>
+        <w:t>Path p;</w:t>
+      </w:r>
+    </w:p>
+    <w:p>
+      <w:pPr>
+        <w:pStyle w:val="BodyText"/>
+        <w:spacing w:lineRule="auto" w:line="298" w:before="0" w:after="222"/>
+        <w:jc w:val="center"/>
+        <w:rPr>
+          <w:rFonts w:ascii="Times New Roman" w:hAnsi="Times New Roman"/>
+          <w:b/>
+          <w:bCs/>
+          <w:sz w:val="32"/>
+          <w:szCs w:val="32"/>
+        </w:rPr>
+      </w:pPr>
+      <w:r>
+        <w:rPr>
+          <w:b/>
+          <w:bCs/>
+          <w:color w:val="auto"/>
+          <w:sz w:val="32"/>
+          <w:szCs w:val="32"/>
+        </w:rPr>
+      </w:r>
+    </w:p>
+    <w:p>
+      <w:pPr>
+        <w:pStyle w:val="BodyText"/>
+        <w:spacing w:lineRule="auto" w:line="298" w:before="0" w:after="222"/>
+        <w:jc w:val="center"/>
+        <w:rPr>
+          <w:rFonts w:ascii="Times New Roman" w:hAnsi="Times New Roman"/>
+          <w:b/>
+          <w:bCs/>
+          <w:sz w:val="32"/>
+          <w:szCs w:val="32"/>
+        </w:rPr>
+      </w:pPr>
+      <w:r>
+        <w:rPr>
+          <w:b/>
+          <w:bCs/>
+          <w:color w:val="auto"/>
+          <w:sz w:val="32"/>
+          <w:szCs w:val="32"/>
+        </w:rPr>
+        <w:t xml:space="preserve">  </w:t>
+      </w:r>
+      <w:r>
+        <w:rPr>
+          <w:b/>
+          <w:bCs/>
+          <w:color w:val="auto"/>
+          <w:sz w:val="32"/>
+          <w:szCs w:val="32"/>
+        </w:rPr>
+        <w:t>public Methods(String s) {</w:t>
+      </w:r>
+    </w:p>
+    <w:p>
+      <w:pPr>
+        <w:pStyle w:val="BodyText"/>
+        <w:spacing w:lineRule="auto" w:line="298" w:before="0" w:after="222"/>
+        <w:jc w:val="center"/>
+        <w:rPr>
+          <w:rFonts w:ascii="Times New Roman" w:hAnsi="Times New Roman"/>
+          <w:b/>
+          <w:bCs/>
+          <w:sz w:val="32"/>
+          <w:szCs w:val="32"/>
+        </w:rPr>
+      </w:pPr>
+      <w:r>
+        <w:rPr>
+          <w:b/>
+          <w:bCs/>
+          <w:color w:val="auto"/>
+          <w:sz w:val="32"/>
+          <w:szCs w:val="32"/>
+        </w:rPr>
+        <w:t xml:space="preserve">    </w:t>
+      </w:r>
+      <w:r>
+        <w:rPr>
+          <w:b/>
+          <w:bCs/>
+          <w:color w:val="auto"/>
+          <w:sz w:val="32"/>
+          <w:szCs w:val="32"/>
+        </w:rPr>
+        <w:t>p = Paths.get(s);</w:t>
+      </w:r>
+    </w:p>
+    <w:p>
+      <w:pPr>
+        <w:pStyle w:val="BodyText"/>
+        <w:spacing w:lineRule="auto" w:line="298" w:before="0" w:after="222"/>
+        <w:jc w:val="center"/>
+        <w:rPr>
+          <w:rFonts w:ascii="Times New Roman" w:hAnsi="Times New Roman"/>
+          <w:b/>
+          <w:bCs/>
+          <w:sz w:val="32"/>
+          <w:szCs w:val="32"/>
+        </w:rPr>
+      </w:pPr>
+      <w:r>
+        <w:rPr>
+          <w:b/>
+          <w:bCs/>
+          <w:color w:val="auto"/>
+          <w:sz w:val="32"/>
+          <w:szCs w:val="32"/>
+        </w:rPr>
+        <w:t xml:space="preserve">  </w:t>
+      </w:r>
+      <w:r>
+        <w:rPr>
+          <w:b/>
+          <w:bCs/>
+          <w:color w:val="auto"/>
+          <w:sz w:val="32"/>
+          <w:szCs w:val="32"/>
+        </w:rPr>
+        <w:t>}</w:t>
+      </w:r>
+    </w:p>
+    <w:p>
+      <w:pPr>
+        <w:pStyle w:val="BodyText"/>
+        <w:spacing w:lineRule="auto" w:line="298" w:before="0" w:after="222"/>
+        <w:jc w:val="center"/>
+        <w:rPr>
+          <w:rFonts w:ascii="Times New Roman" w:hAnsi="Times New Roman"/>
+          <w:b/>
+          <w:bCs/>
+          <w:sz w:val="32"/>
+          <w:szCs w:val="32"/>
+        </w:rPr>
+      </w:pPr>
+      <w:r>
+        <w:rPr>
+          <w:b/>
+          <w:bCs/>
+          <w:color w:val="auto"/>
+          <w:sz w:val="32"/>
+          <w:szCs w:val="32"/>
+        </w:rPr>
+      </w:r>
+    </w:p>
+    <w:p>
+      <w:pPr>
+        <w:pStyle w:val="BodyText"/>
+        <w:spacing w:lineRule="auto" w:line="298" w:before="0" w:after="222"/>
+        <w:jc w:val="center"/>
+        <w:rPr>
+          <w:rFonts w:ascii="Times New Roman" w:hAnsi="Times New Roman"/>
+          <w:b/>
+          <w:bCs/>
+          <w:sz w:val="32"/>
+          <w:szCs w:val="32"/>
+        </w:rPr>
+      </w:pPr>
+      <w:r>
+        <w:rPr>
+          <w:b/>
+          <w:bCs/>
+          <w:color w:val="auto"/>
+          <w:sz w:val="32"/>
+          <w:szCs w:val="32"/>
+        </w:rPr>
+        <w:t xml:space="preserve">  </w:t>
+      </w:r>
+      <w:r>
+        <w:rPr>
+          <w:b/>
+          <w:bCs/>
+          <w:color w:val="auto"/>
+          <w:sz w:val="32"/>
+          <w:szCs w:val="32"/>
+        </w:rPr>
+        <w:t>public void scanDirectory() throws IOException {</w:t>
+      </w:r>
+    </w:p>
+    <w:p>
+      <w:pPr>
+        <w:pStyle w:val="BodyText"/>
+        <w:spacing w:lineRule="auto" w:line="298" w:before="0" w:after="222"/>
+        <w:jc w:val="center"/>
+        <w:rPr>
+          <w:rFonts w:ascii="Times New Roman" w:hAnsi="Times New Roman"/>
+          <w:b/>
+          <w:bCs/>
+          <w:sz w:val="32"/>
+          <w:szCs w:val="32"/>
+        </w:rPr>
+      </w:pPr>
+      <w:r>
+        <w:rPr>
+          <w:b/>
+          <w:bCs/>
+          <w:color w:val="auto"/>
+          <w:sz w:val="32"/>
+          <w:szCs w:val="32"/>
+        </w:rPr>
+        <w:t xml:space="preserve">    </w:t>
+      </w:r>
+      <w:r>
+        <w:rPr>
+          <w:b/>
+          <w:bCs/>
+          <w:color w:val="auto"/>
+          <w:sz w:val="32"/>
+          <w:szCs w:val="32"/>
+        </w:rPr>
+        <w:t>try (Stream&lt;Path&gt; w = Files.walk(p)) {</w:t>
+      </w:r>
+    </w:p>
+    <w:p>
+      <w:pPr>
+        <w:pStyle w:val="BodyText"/>
+        <w:spacing w:lineRule="auto" w:line="298" w:before="0" w:after="222"/>
+        <w:jc w:val="center"/>
+        <w:rPr>
+          <w:rFonts w:ascii="Times New Roman" w:hAnsi="Times New Roman"/>
+          <w:b/>
+          <w:bCs/>
+          <w:sz w:val="32"/>
+          <w:szCs w:val="32"/>
+        </w:rPr>
+      </w:pPr>
+      <w:r>
+        <w:rPr>
+          <w:b/>
+          <w:bCs/>
+          <w:color w:val="auto"/>
+          <w:sz w:val="32"/>
+          <w:szCs w:val="32"/>
+        </w:rPr>
+        <w:t xml:space="preserve">      </w:t>
+      </w:r>
+      <w:r>
+        <w:rPr>
+          <w:b/>
+          <w:bCs/>
+          <w:color w:val="auto"/>
+          <w:sz w:val="32"/>
+          <w:szCs w:val="32"/>
+        </w:rPr>
+        <w:t>w.forEach(x -&gt; {</w:t>
+      </w:r>
+    </w:p>
+    <w:p>
+      <w:pPr>
+        <w:pStyle w:val="BodyText"/>
+        <w:spacing w:lineRule="auto" w:line="298" w:before="0" w:after="222"/>
+        <w:jc w:val="center"/>
+        <w:rPr>
+          <w:rFonts w:ascii="Times New Roman" w:hAnsi="Times New Roman"/>
+          <w:b/>
+          <w:bCs/>
+          <w:sz w:val="32"/>
+          <w:szCs w:val="32"/>
+        </w:rPr>
+      </w:pPr>
+      <w:r>
+        <w:rPr>
+          <w:b/>
+          <w:bCs/>
+          <w:color w:val="auto"/>
+          <w:sz w:val="32"/>
+          <w:szCs w:val="32"/>
+        </w:rPr>
+        <w:t xml:space="preserve">        </w:t>
+      </w:r>
+      <w:r>
+        <w:rPr>
+          <w:b/>
+          <w:bCs/>
+          <w:color w:val="auto"/>
+          <w:sz w:val="32"/>
+          <w:szCs w:val="32"/>
+        </w:rPr>
+        <w:t>try {</w:t>
+      </w:r>
+    </w:p>
+    <w:p>
+      <w:pPr>
+        <w:pStyle w:val="BodyText"/>
+        <w:spacing w:lineRule="auto" w:line="298" w:before="0" w:after="222"/>
+        <w:jc w:val="center"/>
+        <w:rPr>
+          <w:rFonts w:ascii="Times New Roman" w:hAnsi="Times New Roman"/>
+          <w:b/>
+          <w:bCs/>
+          <w:sz w:val="32"/>
+          <w:szCs w:val="32"/>
+        </w:rPr>
+      </w:pPr>
+      <w:r>
+        <w:rPr>
+          <w:b/>
+          <w:bCs/>
+          <w:color w:val="auto"/>
+          <w:sz w:val="32"/>
+          <w:szCs w:val="32"/>
+        </w:rPr>
+        <w:t xml:space="preserve">          </w:t>
+      </w:r>
+      <w:r>
+        <w:rPr>
+          <w:b/>
+          <w:bCs/>
+          <w:color w:val="auto"/>
+          <w:sz w:val="32"/>
+          <w:szCs w:val="32"/>
+        </w:rPr>
+        <w:t>long sz = Files.isDirectory(x) ? 0 : Files.size(x);</w:t>
+      </w:r>
+    </w:p>
+    <w:p>
+      <w:pPr>
+        <w:pStyle w:val="BodyText"/>
+        <w:spacing w:lineRule="auto" w:line="298" w:before="0" w:after="222"/>
+        <w:jc w:val="center"/>
+        <w:rPr>
+          <w:rFonts w:ascii="Times New Roman" w:hAnsi="Times New Roman"/>
+          <w:b/>
+          <w:bCs/>
+          <w:sz w:val="32"/>
+          <w:szCs w:val="32"/>
+        </w:rPr>
+      </w:pPr>
+      <w:r>
+        <w:rPr>
+          <w:b/>
+          <w:bCs/>
+          <w:color w:val="auto"/>
+          <w:sz w:val="32"/>
+          <w:szCs w:val="32"/>
+        </w:rPr>
+        <w:t xml:space="preserve">          </w:t>
+      </w:r>
+      <w:r>
+        <w:rPr>
+          <w:b/>
+          <w:bCs/>
+          <w:color w:val="auto"/>
+          <w:sz w:val="32"/>
+          <w:szCs w:val="32"/>
+        </w:rPr>
+        <w:t>System.out.printf("%s - %d bytes%n", x.toAbsolutePath(), sz);</w:t>
+      </w:r>
+    </w:p>
+    <w:p>
+      <w:pPr>
+        <w:pStyle w:val="BodyText"/>
+        <w:spacing w:lineRule="auto" w:line="298" w:before="0" w:after="222"/>
+        <w:jc w:val="center"/>
+        <w:rPr>
+          <w:rFonts w:ascii="Times New Roman" w:hAnsi="Times New Roman"/>
+          <w:b/>
+          <w:bCs/>
+          <w:sz w:val="32"/>
+          <w:szCs w:val="32"/>
+        </w:rPr>
+      </w:pPr>
+      <w:r>
+        <w:rPr>
+          <w:b/>
+          <w:bCs/>
+          <w:color w:val="auto"/>
+          <w:sz w:val="32"/>
+          <w:szCs w:val="32"/>
+        </w:rPr>
+        <w:t xml:space="preserve">        </w:t>
+      </w:r>
+      <w:r>
+        <w:rPr>
+          <w:b/>
+          <w:bCs/>
+          <w:color w:val="auto"/>
+          <w:sz w:val="32"/>
+          <w:szCs w:val="32"/>
+        </w:rPr>
+        <w:t>} catch (IOException e) {</w:t>
+      </w:r>
+    </w:p>
+    <w:p>
+      <w:pPr>
+        <w:pStyle w:val="BodyText"/>
+        <w:spacing w:lineRule="auto" w:line="298" w:before="0" w:after="222"/>
+        <w:jc w:val="center"/>
+        <w:rPr>
+          <w:rFonts w:ascii="Times New Roman" w:hAnsi="Times New Roman"/>
+          <w:b/>
+          <w:bCs/>
+          <w:sz w:val="32"/>
+          <w:szCs w:val="32"/>
+        </w:rPr>
+      </w:pPr>
+      <w:r>
+        <w:rPr>
+          <w:b/>
+          <w:bCs/>
+          <w:color w:val="auto"/>
+          <w:sz w:val="32"/>
+          <w:szCs w:val="32"/>
+        </w:rPr>
+        <w:t xml:space="preserve">        </w:t>
+      </w:r>
+      <w:r>
+        <w:rPr>
+          <w:b/>
+          <w:bCs/>
+          <w:color w:val="auto"/>
+          <w:sz w:val="32"/>
+          <w:szCs w:val="32"/>
+        </w:rPr>
+        <w:t>}</w:t>
+      </w:r>
+    </w:p>
+    <w:p>
+      <w:pPr>
+        <w:pStyle w:val="BodyText"/>
+        <w:spacing w:lineRule="auto" w:line="298" w:before="0" w:after="222"/>
+        <w:jc w:val="center"/>
+        <w:rPr>
+          <w:rFonts w:ascii="Times New Roman" w:hAnsi="Times New Roman"/>
+          <w:b/>
+          <w:bCs/>
+          <w:sz w:val="32"/>
+          <w:szCs w:val="32"/>
+        </w:rPr>
+      </w:pPr>
+      <w:r>
+        <w:rPr>
+          <w:b/>
+          <w:bCs/>
+          <w:color w:val="auto"/>
+          <w:sz w:val="32"/>
+          <w:szCs w:val="32"/>
+        </w:rPr>
+        <w:t xml:space="preserve">      </w:t>
+      </w:r>
+      <w:r>
+        <w:rPr>
+          <w:b/>
+          <w:bCs/>
+          <w:color w:val="auto"/>
+          <w:sz w:val="32"/>
+          <w:szCs w:val="32"/>
+        </w:rPr>
+        <w:t>});</w:t>
+      </w:r>
+    </w:p>
+    <w:p>
+      <w:pPr>
+        <w:pStyle w:val="BodyText"/>
+        <w:spacing w:lineRule="auto" w:line="298" w:before="0" w:after="222"/>
+        <w:jc w:val="center"/>
+        <w:rPr>
+          <w:rFonts w:ascii="Times New Roman" w:hAnsi="Times New Roman"/>
+          <w:b/>
+          <w:bCs/>
+          <w:sz w:val="32"/>
+          <w:szCs w:val="32"/>
+        </w:rPr>
+      </w:pPr>
+      <w:r>
+        <w:rPr>
+          <w:b/>
+          <w:bCs/>
+          <w:color w:val="auto"/>
+          <w:sz w:val="32"/>
+          <w:szCs w:val="32"/>
+        </w:rPr>
+        <w:t xml:space="preserve">    </w:t>
+      </w:r>
+      <w:r>
+        <w:rPr>
+          <w:b/>
+          <w:bCs/>
+          <w:color w:val="auto"/>
+          <w:sz w:val="32"/>
+          <w:szCs w:val="32"/>
+        </w:rPr>
+        <w:t>}</w:t>
+      </w:r>
+    </w:p>
+    <w:p>
+      <w:pPr>
+        <w:pStyle w:val="BodyText"/>
+        <w:spacing w:lineRule="auto" w:line="298" w:before="0" w:after="222"/>
+        <w:jc w:val="center"/>
+        <w:rPr>
+          <w:rFonts w:ascii="Times New Roman" w:hAnsi="Times New Roman"/>
+          <w:b/>
+          <w:bCs/>
+          <w:sz w:val="32"/>
+          <w:szCs w:val="32"/>
+        </w:rPr>
+      </w:pPr>
+      <w:r>
+        <w:rPr>
+          <w:b/>
+          <w:bCs/>
+          <w:color w:val="auto"/>
+          <w:sz w:val="32"/>
+          <w:szCs w:val="32"/>
+        </w:rPr>
+        <w:t xml:space="preserve">  </w:t>
+      </w:r>
+      <w:r>
+        <w:rPr>
+          <w:b/>
+          <w:bCs/>
+          <w:color w:val="auto"/>
+          <w:sz w:val="32"/>
+          <w:szCs w:val="32"/>
+        </w:rPr>
+        <w:t>}</w:t>
+      </w:r>
+    </w:p>
+    <w:p>
+      <w:pPr>
+        <w:pStyle w:val="BodyText"/>
+        <w:spacing w:lineRule="auto" w:line="298" w:before="0" w:after="222"/>
+        <w:jc w:val="center"/>
+        <w:rPr>
+          <w:rFonts w:ascii="Times New Roman" w:hAnsi="Times New Roman"/>
+          <w:b/>
+          <w:bCs/>
+          <w:sz w:val="32"/>
+          <w:szCs w:val="32"/>
+        </w:rPr>
+      </w:pPr>
+      <w:r>
+        <w:rPr>
+          <w:b/>
+          <w:bCs/>
+          <w:color w:val="auto"/>
+          <w:sz w:val="32"/>
+          <w:szCs w:val="32"/>
+        </w:rPr>
+      </w:r>
+    </w:p>
+    <w:p>
+      <w:pPr>
+        <w:pStyle w:val="BodyText"/>
+        <w:spacing w:lineRule="auto" w:line="298" w:before="0" w:after="222"/>
+        <w:jc w:val="center"/>
+        <w:rPr>
+          <w:rFonts w:ascii="Times New Roman" w:hAnsi="Times New Roman"/>
+          <w:b/>
+          <w:bCs/>
+          <w:sz w:val="32"/>
+          <w:szCs w:val="32"/>
+        </w:rPr>
+      </w:pPr>
+      <w:r>
+        <w:rPr>
+          <w:b/>
+          <w:bCs/>
+          <w:color w:val="auto"/>
+          <w:sz w:val="32"/>
+          <w:szCs w:val="32"/>
+        </w:rPr>
+        <w:t xml:space="preserve">  </w:t>
+      </w:r>
+      <w:r>
+        <w:rPr>
+          <w:b/>
+          <w:bCs/>
+          <w:color w:val="auto"/>
+          <w:sz w:val="32"/>
+          <w:szCs w:val="32"/>
+        </w:rPr>
+        <w:t>public void findDuplicates() throws IOException {</w:t>
+      </w:r>
+    </w:p>
+    <w:p>
+      <w:pPr>
+        <w:pStyle w:val="BodyText"/>
+        <w:spacing w:lineRule="auto" w:line="298" w:before="0" w:after="222"/>
+        <w:jc w:val="center"/>
+        <w:rPr>
+          <w:rFonts w:ascii="Times New Roman" w:hAnsi="Times New Roman"/>
+          <w:b/>
+          <w:bCs/>
+          <w:sz w:val="32"/>
+          <w:szCs w:val="32"/>
+        </w:rPr>
+      </w:pPr>
+      <w:r>
+        <w:rPr>
+          <w:b/>
+          <w:bCs/>
+          <w:color w:val="auto"/>
+          <w:sz w:val="32"/>
+          <w:szCs w:val="32"/>
+        </w:rPr>
+        <w:t xml:space="preserve">    </w:t>
+      </w:r>
+      <w:r>
+        <w:rPr>
+          <w:b/>
+          <w:bCs/>
+          <w:color w:val="auto"/>
+          <w:sz w:val="32"/>
+          <w:szCs w:val="32"/>
+        </w:rPr>
+        <w:t>List&lt;Path&gt; list;</w:t>
+      </w:r>
+    </w:p>
+    <w:p>
+      <w:pPr>
+        <w:pStyle w:val="BodyText"/>
+        <w:spacing w:lineRule="auto" w:line="298" w:before="0" w:after="222"/>
+        <w:jc w:val="center"/>
+        <w:rPr>
+          <w:rFonts w:ascii="Times New Roman" w:hAnsi="Times New Roman"/>
+          <w:b/>
+          <w:bCs/>
+          <w:sz w:val="32"/>
+          <w:szCs w:val="32"/>
+        </w:rPr>
+      </w:pPr>
+      <w:r>
+        <w:rPr>
+          <w:b/>
+          <w:bCs/>
+          <w:color w:val="auto"/>
+          <w:sz w:val="32"/>
+          <w:szCs w:val="32"/>
+        </w:rPr>
+        <w:t xml:space="preserve">    </w:t>
+      </w:r>
+      <w:r>
+        <w:rPr>
+          <w:b/>
+          <w:bCs/>
+          <w:color w:val="auto"/>
+          <w:sz w:val="32"/>
+          <w:szCs w:val="32"/>
+        </w:rPr>
+        <w:t>try (Stream&lt;Path&gt; w = Files.walk(p)) {</w:t>
+      </w:r>
+    </w:p>
+    <w:p>
+      <w:pPr>
+        <w:pStyle w:val="BodyText"/>
+        <w:spacing w:lineRule="auto" w:line="298" w:before="0" w:after="222"/>
+        <w:jc w:val="center"/>
+        <w:rPr>
+          <w:rFonts w:ascii="Times New Roman" w:hAnsi="Times New Roman"/>
+          <w:b/>
+          <w:bCs/>
+          <w:sz w:val="32"/>
+          <w:szCs w:val="32"/>
+        </w:rPr>
+      </w:pPr>
+      <w:r>
+        <w:rPr>
+          <w:b/>
+          <w:bCs/>
+          <w:color w:val="auto"/>
+          <w:sz w:val="32"/>
+          <w:szCs w:val="32"/>
+        </w:rPr>
+        <w:t xml:space="preserve">      </w:t>
+      </w:r>
+      <w:r>
+        <w:rPr>
+          <w:b/>
+          <w:bCs/>
+          <w:color w:val="auto"/>
+          <w:sz w:val="32"/>
+          <w:szCs w:val="32"/>
+        </w:rPr>
+        <w:t>list = w.filter(Files::isRegularFile).toList();</w:t>
+      </w:r>
+    </w:p>
+    <w:p>
+      <w:pPr>
+        <w:pStyle w:val="BodyText"/>
+        <w:spacing w:lineRule="auto" w:line="298" w:before="0" w:after="222"/>
+        <w:jc w:val="center"/>
+        <w:rPr>
+          <w:rFonts w:ascii="Times New Roman" w:hAnsi="Times New Roman"/>
+          <w:b/>
+          <w:bCs/>
+          <w:sz w:val="32"/>
+          <w:szCs w:val="32"/>
+        </w:rPr>
+      </w:pPr>
+      <w:r>
+        <w:rPr>
+          <w:b/>
+          <w:bCs/>
+          <w:color w:val="auto"/>
+          <w:sz w:val="32"/>
+          <w:szCs w:val="32"/>
+        </w:rPr>
+        <w:t xml:space="preserve">    </w:t>
+      </w:r>
+      <w:r>
+        <w:rPr>
+          <w:b/>
+          <w:bCs/>
+          <w:color w:val="auto"/>
+          <w:sz w:val="32"/>
+          <w:szCs w:val="32"/>
+        </w:rPr>
+        <w:t>}</w:t>
+      </w:r>
+    </w:p>
+    <w:p>
+      <w:pPr>
+        <w:pStyle w:val="BodyText"/>
+        <w:spacing w:lineRule="auto" w:line="298" w:before="0" w:after="222"/>
+        <w:jc w:val="center"/>
+        <w:rPr>
+          <w:rFonts w:ascii="Times New Roman" w:hAnsi="Times New Roman"/>
+          <w:b/>
+          <w:bCs/>
+          <w:sz w:val="32"/>
+          <w:szCs w:val="32"/>
+        </w:rPr>
+      </w:pPr>
+      <w:r>
+        <w:rPr>
+          <w:b/>
+          <w:bCs/>
+          <w:color w:val="auto"/>
+          <w:sz w:val="32"/>
+          <w:szCs w:val="32"/>
+        </w:rPr>
+        <w:t xml:space="preserve">    </w:t>
+      </w:r>
+      <w:r>
+        <w:rPr>
+          <w:b/>
+          <w:bCs/>
+          <w:color w:val="auto"/>
+          <w:sz w:val="32"/>
+          <w:szCs w:val="32"/>
+        </w:rPr>
+        <w:t>for (int i = 0; i &lt; list.size(); i++) {</w:t>
+      </w:r>
+    </w:p>
+    <w:p>
+      <w:pPr>
+        <w:pStyle w:val="BodyText"/>
+        <w:spacing w:lineRule="auto" w:line="298" w:before="0" w:after="222"/>
+        <w:jc w:val="center"/>
+        <w:rPr>
+          <w:rFonts w:ascii="Times New Roman" w:hAnsi="Times New Roman"/>
+          <w:b/>
+          <w:bCs/>
+          <w:sz w:val="32"/>
+          <w:szCs w:val="32"/>
+        </w:rPr>
+      </w:pPr>
+      <w:r>
+        <w:rPr>
+          <w:b/>
+          <w:bCs/>
+          <w:color w:val="auto"/>
+          <w:sz w:val="32"/>
+          <w:szCs w:val="32"/>
+        </w:rPr>
+        <w:t xml:space="preserve">      </w:t>
+      </w:r>
+      <w:r>
+        <w:rPr>
+          <w:b/>
+          <w:bCs/>
+          <w:color w:val="auto"/>
+          <w:sz w:val="32"/>
+          <w:szCs w:val="32"/>
+        </w:rPr>
+        <w:t>for (int j = i + 1; j &lt; list.size(); j++) {</w:t>
+      </w:r>
+    </w:p>
+    <w:p>
+      <w:pPr>
+        <w:pStyle w:val="BodyText"/>
+        <w:spacing w:lineRule="auto" w:line="298" w:before="0" w:after="222"/>
+        <w:jc w:val="center"/>
+        <w:rPr>
+          <w:rFonts w:ascii="Times New Roman" w:hAnsi="Times New Roman"/>
+          <w:b/>
+          <w:bCs/>
+          <w:sz w:val="32"/>
+          <w:szCs w:val="32"/>
+        </w:rPr>
+      </w:pPr>
+      <w:r>
+        <w:rPr>
+          <w:b/>
+          <w:bCs/>
+          <w:color w:val="auto"/>
+          <w:sz w:val="32"/>
+          <w:szCs w:val="32"/>
+        </w:rPr>
+        <w:t xml:space="preserve">        </w:t>
+      </w:r>
+      <w:r>
+        <w:rPr>
+          <w:b/>
+          <w:bCs/>
+          <w:color w:val="auto"/>
+          <w:sz w:val="32"/>
+          <w:szCs w:val="32"/>
+        </w:rPr>
+        <w:t>Path f1 = list.get(i);</w:t>
+      </w:r>
+    </w:p>
+    <w:p>
+      <w:pPr>
+        <w:pStyle w:val="BodyText"/>
+        <w:spacing w:lineRule="auto" w:line="298" w:before="0" w:after="222"/>
+        <w:jc w:val="center"/>
+        <w:rPr>
+          <w:rFonts w:ascii="Times New Roman" w:hAnsi="Times New Roman"/>
+          <w:b/>
+          <w:bCs/>
+          <w:sz w:val="32"/>
+          <w:szCs w:val="32"/>
+        </w:rPr>
+      </w:pPr>
+      <w:r>
+        <w:rPr>
+          <w:b/>
+          <w:bCs/>
+          <w:color w:val="auto"/>
+          <w:sz w:val="32"/>
+          <w:szCs w:val="32"/>
+        </w:rPr>
+        <w:t xml:space="preserve">        </w:t>
+      </w:r>
+      <w:r>
+        <w:rPr>
+          <w:b/>
+          <w:bCs/>
+          <w:color w:val="auto"/>
+          <w:sz w:val="32"/>
+          <w:szCs w:val="32"/>
+        </w:rPr>
+        <w:t>Path f2 = list.get(j);</w:t>
+      </w:r>
+    </w:p>
+    <w:p>
+      <w:pPr>
+        <w:pStyle w:val="BodyText"/>
+        <w:spacing w:lineRule="auto" w:line="298" w:before="0" w:after="222"/>
+        <w:jc w:val="center"/>
+        <w:rPr>
+          <w:rFonts w:ascii="Times New Roman" w:hAnsi="Times New Roman"/>
+          <w:b/>
+          <w:bCs/>
+          <w:sz w:val="32"/>
+          <w:szCs w:val="32"/>
+        </w:rPr>
+      </w:pPr>
+      <w:r>
+        <w:rPr>
+          <w:b/>
+          <w:bCs/>
+          <w:color w:val="auto"/>
+          <w:sz w:val="32"/>
+          <w:szCs w:val="32"/>
+        </w:rPr>
+        <w:t xml:space="preserve">        </w:t>
+      </w:r>
+      <w:r>
+        <w:rPr>
+          <w:b/>
+          <w:bCs/>
+          <w:color w:val="auto"/>
+          <w:sz w:val="32"/>
+          <w:szCs w:val="32"/>
+        </w:rPr>
+        <w:t>if (Files.size(f1) == Files.size(f2) &amp;&amp; Files.mismatch(f1, f2) == -1) {</w:t>
+      </w:r>
+    </w:p>
+    <w:p>
+      <w:pPr>
+        <w:pStyle w:val="BodyText"/>
+        <w:spacing w:lineRule="auto" w:line="298" w:before="0" w:after="222"/>
+        <w:jc w:val="center"/>
+        <w:rPr>
+          <w:rFonts w:ascii="Times New Roman" w:hAnsi="Times New Roman"/>
+          <w:b/>
+          <w:bCs/>
+          <w:sz w:val="32"/>
+          <w:szCs w:val="32"/>
+        </w:rPr>
+      </w:pPr>
+      <w:r>
+        <w:rPr>
+          <w:b/>
+          <w:bCs/>
+          <w:color w:val="auto"/>
+          <w:sz w:val="32"/>
+          <w:szCs w:val="32"/>
+        </w:rPr>
+        <w:t xml:space="preserve">          </w:t>
+      </w:r>
+      <w:r>
+        <w:rPr>
+          <w:b/>
+          <w:bCs/>
+          <w:color w:val="auto"/>
+          <w:sz w:val="32"/>
+          <w:szCs w:val="32"/>
+        </w:rPr>
+        <w:t>System.out.println("Дубликат: " + f1 + " и " + f2);</w:t>
+      </w:r>
+    </w:p>
+    <w:p>
+      <w:pPr>
+        <w:pStyle w:val="BodyText"/>
+        <w:spacing w:lineRule="auto" w:line="298" w:before="0" w:after="222"/>
+        <w:jc w:val="center"/>
+        <w:rPr>
+          <w:rFonts w:ascii="Times New Roman" w:hAnsi="Times New Roman"/>
+          <w:b/>
+          <w:bCs/>
+          <w:sz w:val="32"/>
+          <w:szCs w:val="32"/>
+        </w:rPr>
+      </w:pPr>
+      <w:r>
+        <w:rPr>
+          <w:b/>
+          <w:bCs/>
+          <w:color w:val="auto"/>
+          <w:sz w:val="32"/>
+          <w:szCs w:val="32"/>
+        </w:rPr>
+        <w:t xml:space="preserve">        </w:t>
+      </w:r>
+      <w:r>
+        <w:rPr>
+          <w:b/>
+          <w:bCs/>
+          <w:color w:val="auto"/>
+          <w:sz w:val="32"/>
+          <w:szCs w:val="32"/>
+        </w:rPr>
+        <w:t>}</w:t>
+      </w:r>
+    </w:p>
+    <w:p>
+      <w:pPr>
+        <w:pStyle w:val="BodyText"/>
+        <w:spacing w:lineRule="auto" w:line="298" w:before="0" w:after="222"/>
+        <w:jc w:val="center"/>
+        <w:rPr>
+          <w:rFonts w:ascii="Times New Roman" w:hAnsi="Times New Roman"/>
+          <w:b/>
+          <w:bCs/>
+          <w:sz w:val="32"/>
+          <w:szCs w:val="32"/>
+        </w:rPr>
+      </w:pPr>
+      <w:r>
+        <w:rPr>
+          <w:b/>
+          <w:bCs/>
+          <w:color w:val="auto"/>
+          <w:sz w:val="32"/>
+          <w:szCs w:val="32"/>
+        </w:rPr>
+        <w:t xml:space="preserve">      </w:t>
+      </w:r>
+      <w:r>
+        <w:rPr>
+          <w:b/>
+          <w:bCs/>
+          <w:color w:val="auto"/>
+          <w:sz w:val="32"/>
+          <w:szCs w:val="32"/>
+        </w:rPr>
+        <w:t>}</w:t>
+      </w:r>
+    </w:p>
+    <w:p>
+      <w:pPr>
+        <w:pStyle w:val="BodyText"/>
+        <w:spacing w:lineRule="auto" w:line="298" w:before="0" w:after="222"/>
+        <w:jc w:val="center"/>
+        <w:rPr>
+          <w:rFonts w:ascii="Times New Roman" w:hAnsi="Times New Roman"/>
+          <w:b/>
+          <w:bCs/>
+          <w:sz w:val="32"/>
+          <w:szCs w:val="32"/>
+        </w:rPr>
+      </w:pPr>
+      <w:r>
+        <w:rPr>
+          <w:b/>
+          <w:bCs/>
+          <w:color w:val="auto"/>
+          <w:sz w:val="32"/>
+          <w:szCs w:val="32"/>
+        </w:rPr>
+        <w:t xml:space="preserve">    </w:t>
+      </w:r>
+      <w:r>
+        <w:rPr>
+          <w:b/>
+          <w:bCs/>
+          <w:color w:val="auto"/>
+          <w:sz w:val="32"/>
+          <w:szCs w:val="32"/>
+        </w:rPr>
+        <w:t>}</w:t>
+      </w:r>
+    </w:p>
+    <w:p>
+      <w:pPr>
+        <w:pStyle w:val="BodyText"/>
+        <w:spacing w:lineRule="auto" w:line="298" w:before="0" w:after="222"/>
+        <w:jc w:val="center"/>
+        <w:rPr>
+          <w:rFonts w:ascii="Times New Roman" w:hAnsi="Times New Roman"/>
+          <w:b/>
+          <w:bCs/>
+          <w:sz w:val="32"/>
+          <w:szCs w:val="32"/>
+        </w:rPr>
+      </w:pPr>
+      <w:r>
+        <w:rPr>
+          <w:b/>
+          <w:bCs/>
+          <w:color w:val="auto"/>
+          <w:sz w:val="32"/>
+          <w:szCs w:val="32"/>
+        </w:rPr>
+        <w:t xml:space="preserve">  </w:t>
+      </w:r>
+      <w:r>
+        <w:rPr>
+          <w:b/>
+          <w:bCs/>
+          <w:color w:val="auto"/>
+          <w:sz w:val="32"/>
+          <w:szCs w:val="32"/>
+        </w:rPr>
+        <w:t>}</w:t>
+      </w:r>
+    </w:p>
+    <w:p>
+      <w:pPr>
+        <w:pStyle w:val="BodyText"/>
+        <w:spacing w:lineRule="auto" w:line="298" w:before="0" w:after="222"/>
+        <w:jc w:val="center"/>
+        <w:rPr>
+          <w:rFonts w:ascii="Times New Roman" w:hAnsi="Times New Roman"/>
+          <w:b/>
+          <w:bCs/>
+          <w:sz w:val="32"/>
+          <w:szCs w:val="32"/>
+        </w:rPr>
+      </w:pPr>
+      <w:r>
+        <w:rPr>
+          <w:b/>
+          <w:bCs/>
+          <w:color w:val="auto"/>
+          <w:sz w:val="32"/>
+          <w:szCs w:val="32"/>
+        </w:rPr>
+      </w:r>
+    </w:p>
+    <w:p>
+      <w:pPr>
+        <w:pStyle w:val="BodyText"/>
+        <w:spacing w:lineRule="auto" w:line="298" w:before="0" w:after="222"/>
+        <w:jc w:val="center"/>
+        <w:rPr>
+          <w:rFonts w:ascii="Times New Roman" w:hAnsi="Times New Roman"/>
+          <w:b/>
+          <w:bCs/>
+          <w:sz w:val="32"/>
+          <w:szCs w:val="32"/>
+        </w:rPr>
+      </w:pPr>
+      <w:r>
+        <w:rPr>
+          <w:b/>
+          <w:bCs/>
+          <w:color w:val="auto"/>
+          <w:sz w:val="32"/>
+          <w:szCs w:val="32"/>
+        </w:rPr>
+        <w:t xml:space="preserve">  </w:t>
+      </w:r>
+      <w:r>
+        <w:rPr>
+          <w:b/>
+          <w:bCs/>
+          <w:color w:val="auto"/>
+          <w:sz w:val="32"/>
+          <w:szCs w:val="32"/>
+        </w:rPr>
+        <w:t>public void verifyBackup(Path bkp) throws IOException {</w:t>
+      </w:r>
+    </w:p>
+    <w:p>
+      <w:pPr>
+        <w:pStyle w:val="BodyText"/>
+        <w:spacing w:lineRule="auto" w:line="298" w:before="0" w:after="222"/>
+        <w:jc w:val="center"/>
+        <w:rPr>
+          <w:rFonts w:ascii="Times New Roman" w:hAnsi="Times New Roman"/>
+          <w:b/>
+          <w:bCs/>
+          <w:sz w:val="32"/>
+          <w:szCs w:val="32"/>
+        </w:rPr>
+      </w:pPr>
+      <w:r>
+        <w:rPr>
+          <w:b/>
+          <w:bCs/>
+          <w:color w:val="auto"/>
+          <w:sz w:val="32"/>
+          <w:szCs w:val="32"/>
+        </w:rPr>
+        <w:t xml:space="preserve">    </w:t>
+      </w:r>
+      <w:r>
+        <w:rPr>
+          <w:b/>
+          <w:bCs/>
+          <w:color w:val="auto"/>
+          <w:sz w:val="32"/>
+          <w:szCs w:val="32"/>
+        </w:rPr>
+        <w:t>try (Stream&lt;Path&gt; w = Files.walk(p)) {</w:t>
+      </w:r>
+    </w:p>
+    <w:p>
+      <w:pPr>
+        <w:pStyle w:val="BodyText"/>
+        <w:spacing w:lineRule="auto" w:line="298" w:before="0" w:after="222"/>
+        <w:jc w:val="center"/>
+        <w:rPr>
+          <w:rFonts w:ascii="Times New Roman" w:hAnsi="Times New Roman"/>
+          <w:b/>
+          <w:bCs/>
+          <w:sz w:val="32"/>
+          <w:szCs w:val="32"/>
+        </w:rPr>
+      </w:pPr>
+      <w:r>
+        <w:rPr>
+          <w:b/>
+          <w:bCs/>
+          <w:color w:val="auto"/>
+          <w:sz w:val="32"/>
+          <w:szCs w:val="32"/>
+        </w:rPr>
+        <w:t xml:space="preserve">      </w:t>
+      </w:r>
+      <w:r>
+        <w:rPr>
+          <w:b/>
+          <w:bCs/>
+          <w:color w:val="auto"/>
+          <w:sz w:val="32"/>
+          <w:szCs w:val="32"/>
+        </w:rPr>
+        <w:t>w.filter(Files::isRegularFile).forEach(f -&gt; {</w:t>
+      </w:r>
+    </w:p>
+    <w:p>
+      <w:pPr>
+        <w:pStyle w:val="BodyText"/>
+        <w:spacing w:lineRule="auto" w:line="298" w:before="0" w:after="222"/>
+        <w:jc w:val="center"/>
+        <w:rPr>
+          <w:rFonts w:ascii="Times New Roman" w:hAnsi="Times New Roman"/>
+          <w:b/>
+          <w:bCs/>
+          <w:sz w:val="32"/>
+          <w:szCs w:val="32"/>
+        </w:rPr>
+      </w:pPr>
+      <w:r>
+        <w:rPr>
+          <w:b/>
+          <w:bCs/>
+          <w:color w:val="auto"/>
+          <w:sz w:val="32"/>
+          <w:szCs w:val="32"/>
+        </w:rPr>
+        <w:t xml:space="preserve">        </w:t>
+      </w:r>
+      <w:r>
+        <w:rPr>
+          <w:b/>
+          <w:bCs/>
+          <w:color w:val="auto"/>
+          <w:sz w:val="32"/>
+          <w:szCs w:val="32"/>
+        </w:rPr>
+        <w:t>Path rel = p.relativize(f);</w:t>
+      </w:r>
+    </w:p>
+    <w:p>
+      <w:pPr>
+        <w:pStyle w:val="BodyText"/>
+        <w:spacing w:lineRule="auto" w:line="298" w:before="0" w:after="222"/>
+        <w:jc w:val="center"/>
+        <w:rPr>
+          <w:rFonts w:ascii="Times New Roman" w:hAnsi="Times New Roman"/>
+          <w:b/>
+          <w:bCs/>
+          <w:sz w:val="32"/>
+          <w:szCs w:val="32"/>
+        </w:rPr>
+      </w:pPr>
+      <w:r>
+        <w:rPr>
+          <w:b/>
+          <w:bCs/>
+          <w:color w:val="auto"/>
+          <w:sz w:val="32"/>
+          <w:szCs w:val="32"/>
+        </w:rPr>
+        <w:t xml:space="preserve">        </w:t>
+      </w:r>
+      <w:r>
+        <w:rPr>
+          <w:b/>
+          <w:bCs/>
+          <w:color w:val="auto"/>
+          <w:sz w:val="32"/>
+          <w:szCs w:val="32"/>
+        </w:rPr>
+        <w:t>Path bf = bkp.resolve(rel);</w:t>
+      </w:r>
+    </w:p>
+    <w:p>
+      <w:pPr>
+        <w:pStyle w:val="BodyText"/>
+        <w:spacing w:lineRule="auto" w:line="298" w:before="0" w:after="222"/>
+        <w:jc w:val="center"/>
+        <w:rPr>
+          <w:rFonts w:ascii="Times New Roman" w:hAnsi="Times New Roman"/>
+          <w:b/>
+          <w:bCs/>
+          <w:sz w:val="32"/>
+          <w:szCs w:val="32"/>
+        </w:rPr>
+      </w:pPr>
+      <w:r>
+        <w:rPr>
+          <w:b/>
+          <w:bCs/>
+          <w:color w:val="auto"/>
+          <w:sz w:val="32"/>
+          <w:szCs w:val="32"/>
+        </w:rPr>
+        <w:t xml:space="preserve">        </w:t>
+      </w:r>
+      <w:r>
+        <w:rPr>
+          <w:b/>
+          <w:bCs/>
+          <w:color w:val="auto"/>
+          <w:sz w:val="32"/>
+          <w:szCs w:val="32"/>
+        </w:rPr>
+        <w:t>if (!Files.exists(bf)) {</w:t>
+      </w:r>
+    </w:p>
+    <w:p>
+      <w:pPr>
+        <w:pStyle w:val="BodyText"/>
+        <w:spacing w:lineRule="auto" w:line="298" w:before="0" w:after="222"/>
+        <w:jc w:val="center"/>
+        <w:rPr>
+          <w:rFonts w:ascii="Times New Roman" w:hAnsi="Times New Roman"/>
+          <w:b/>
+          <w:bCs/>
+          <w:sz w:val="32"/>
+          <w:szCs w:val="32"/>
+        </w:rPr>
+      </w:pPr>
+      <w:r>
+        <w:rPr>
+          <w:b/>
+          <w:bCs/>
+          <w:color w:val="auto"/>
+          <w:sz w:val="32"/>
+          <w:szCs w:val="32"/>
+        </w:rPr>
+        <w:t xml:space="preserve">          </w:t>
+      </w:r>
+      <w:r>
+        <w:rPr>
+          <w:b/>
+          <w:bCs/>
+          <w:color w:val="auto"/>
+          <w:sz w:val="32"/>
+          <w:szCs w:val="32"/>
+        </w:rPr>
+        <w:t>System.out.println("Отсутствует: " + rel);</w:t>
+      </w:r>
+    </w:p>
+    <w:p>
+      <w:pPr>
+        <w:pStyle w:val="BodyText"/>
+        <w:spacing w:lineRule="auto" w:line="298" w:before="0" w:after="222"/>
+        <w:jc w:val="center"/>
+        <w:rPr>
+          <w:rFonts w:ascii="Times New Roman" w:hAnsi="Times New Roman"/>
+          <w:b/>
+          <w:bCs/>
+          <w:sz w:val="32"/>
+          <w:szCs w:val="32"/>
+        </w:rPr>
+      </w:pPr>
+      <w:r>
+        <w:rPr>
+          <w:b/>
+          <w:bCs/>
+          <w:color w:val="auto"/>
+          <w:sz w:val="32"/>
+          <w:szCs w:val="32"/>
+        </w:rPr>
+        <w:t xml:space="preserve">        </w:t>
+      </w:r>
+      <w:r>
+        <w:rPr>
+          <w:b/>
+          <w:bCs/>
+          <w:color w:val="auto"/>
+          <w:sz w:val="32"/>
+          <w:szCs w:val="32"/>
+        </w:rPr>
+        <w:t>} else {</w:t>
+      </w:r>
+    </w:p>
+    <w:p>
+      <w:pPr>
+        <w:pStyle w:val="BodyText"/>
+        <w:spacing w:lineRule="auto" w:line="298" w:before="0" w:after="222"/>
+        <w:jc w:val="center"/>
+        <w:rPr>
+          <w:rFonts w:ascii="Times New Roman" w:hAnsi="Times New Roman"/>
+          <w:b/>
+          <w:bCs/>
+          <w:sz w:val="32"/>
+          <w:szCs w:val="32"/>
+        </w:rPr>
+      </w:pPr>
+      <w:r>
+        <w:rPr>
+          <w:b/>
+          <w:bCs/>
+          <w:color w:val="auto"/>
+          <w:sz w:val="32"/>
+          <w:szCs w:val="32"/>
+        </w:rPr>
+        <w:t xml:space="preserve">          </w:t>
+      </w:r>
+      <w:r>
+        <w:rPr>
+          <w:b/>
+          <w:bCs/>
+          <w:color w:val="auto"/>
+          <w:sz w:val="32"/>
+          <w:szCs w:val="32"/>
+        </w:rPr>
+        <w:t>try {</w:t>
+      </w:r>
+    </w:p>
+    <w:p>
+      <w:pPr>
+        <w:pStyle w:val="BodyText"/>
+        <w:spacing w:lineRule="auto" w:line="298" w:before="0" w:after="222"/>
+        <w:jc w:val="center"/>
+        <w:rPr>
+          <w:rFonts w:ascii="Times New Roman" w:hAnsi="Times New Roman"/>
+          <w:b/>
+          <w:bCs/>
+          <w:sz w:val="32"/>
+          <w:szCs w:val="32"/>
+        </w:rPr>
+      </w:pPr>
+      <w:r>
+        <w:rPr>
+          <w:b/>
+          <w:bCs/>
+          <w:color w:val="auto"/>
+          <w:sz w:val="32"/>
+          <w:szCs w:val="32"/>
+        </w:rPr>
+        <w:t xml:space="preserve">            </w:t>
+      </w:r>
+      <w:r>
+        <w:rPr>
+          <w:b/>
+          <w:bCs/>
+          <w:color w:val="auto"/>
+          <w:sz w:val="32"/>
+          <w:szCs w:val="32"/>
+        </w:rPr>
+        <w:t>if (Files.size(f) != Files.size(bf)) {</w:t>
+      </w:r>
+    </w:p>
+    <w:p>
+      <w:pPr>
+        <w:pStyle w:val="BodyText"/>
+        <w:spacing w:lineRule="auto" w:line="298" w:before="0" w:after="222"/>
+        <w:jc w:val="center"/>
+        <w:rPr>
+          <w:rFonts w:ascii="Times New Roman" w:hAnsi="Times New Roman"/>
+          <w:b/>
+          <w:bCs/>
+          <w:sz w:val="32"/>
+          <w:szCs w:val="32"/>
+        </w:rPr>
+      </w:pPr>
+      <w:r>
+        <w:rPr>
+          <w:b/>
+          <w:bCs/>
+          <w:color w:val="auto"/>
+          <w:sz w:val="32"/>
+          <w:szCs w:val="32"/>
+        </w:rPr>
+        <w:t xml:space="preserve">              </w:t>
+      </w:r>
+      <w:r>
+        <w:rPr>
+          <w:b/>
+          <w:bCs/>
+          <w:color w:val="auto"/>
+          <w:sz w:val="32"/>
+          <w:szCs w:val="32"/>
+        </w:rPr>
+        <w:t>System.out.println("Разный размер: " + rel);</w:t>
+      </w:r>
+    </w:p>
+    <w:p>
+      <w:pPr>
+        <w:pStyle w:val="BodyText"/>
+        <w:spacing w:lineRule="auto" w:line="298" w:before="0" w:after="222"/>
+        <w:jc w:val="center"/>
+        <w:rPr>
+          <w:rFonts w:ascii="Times New Roman" w:hAnsi="Times New Roman"/>
+          <w:b/>
+          <w:bCs/>
+          <w:sz w:val="32"/>
+          <w:szCs w:val="32"/>
+        </w:rPr>
+      </w:pPr>
+      <w:r>
+        <w:rPr>
+          <w:b/>
+          <w:bCs/>
+          <w:color w:val="auto"/>
+          <w:sz w:val="32"/>
+          <w:szCs w:val="32"/>
+        </w:rPr>
+        <w:t xml:space="preserve">            </w:t>
+      </w:r>
+      <w:r>
+        <w:rPr>
+          <w:b/>
+          <w:bCs/>
+          <w:color w:val="auto"/>
+          <w:sz w:val="32"/>
+          <w:szCs w:val="32"/>
+        </w:rPr>
+        <w:t>}</w:t>
+      </w:r>
+    </w:p>
+    <w:p>
+      <w:pPr>
+        <w:pStyle w:val="BodyText"/>
+        <w:spacing w:lineRule="auto" w:line="298" w:before="0" w:after="222"/>
+        <w:jc w:val="center"/>
+        <w:rPr>
+          <w:rFonts w:ascii="Times New Roman" w:hAnsi="Times New Roman"/>
+          <w:b/>
+          <w:bCs/>
+          <w:sz w:val="32"/>
+          <w:szCs w:val="32"/>
+        </w:rPr>
+      </w:pPr>
+      <w:r>
+        <w:rPr>
+          <w:b/>
+          <w:bCs/>
+          <w:color w:val="auto"/>
+          <w:sz w:val="32"/>
+          <w:szCs w:val="32"/>
+        </w:rPr>
+        <w:t xml:space="preserve">          </w:t>
+      </w:r>
+      <w:r>
+        <w:rPr>
+          <w:b/>
+          <w:bCs/>
+          <w:color w:val="auto"/>
+          <w:sz w:val="32"/>
+          <w:szCs w:val="32"/>
+        </w:rPr>
+        <w:t>} catch (IOException e) {</w:t>
+      </w:r>
+    </w:p>
+    <w:p>
+      <w:pPr>
+        <w:pStyle w:val="BodyText"/>
+        <w:spacing w:lineRule="auto" w:line="298" w:before="0" w:after="222"/>
+        <w:jc w:val="center"/>
+        <w:rPr>
+          <w:rFonts w:ascii="Times New Roman" w:hAnsi="Times New Roman"/>
+          <w:b/>
+          <w:bCs/>
+          <w:sz w:val="32"/>
+          <w:szCs w:val="32"/>
+        </w:rPr>
+      </w:pPr>
+      <w:r>
+        <w:rPr>
+          <w:b/>
+          <w:bCs/>
+          <w:color w:val="auto"/>
+          <w:sz w:val="32"/>
+          <w:szCs w:val="32"/>
+        </w:rPr>
+        <w:t xml:space="preserve">          </w:t>
+      </w:r>
+      <w:r>
+        <w:rPr>
+          <w:b/>
+          <w:bCs/>
+          <w:color w:val="auto"/>
+          <w:sz w:val="32"/>
+          <w:szCs w:val="32"/>
+        </w:rPr>
+        <w:t>}</w:t>
+      </w:r>
+    </w:p>
+    <w:p>
+      <w:pPr>
+        <w:pStyle w:val="BodyText"/>
+        <w:spacing w:lineRule="auto" w:line="298" w:before="0" w:after="222"/>
+        <w:jc w:val="center"/>
+        <w:rPr>
+          <w:rFonts w:ascii="Times New Roman" w:hAnsi="Times New Roman"/>
+          <w:b/>
+          <w:bCs/>
+          <w:sz w:val="32"/>
+          <w:szCs w:val="32"/>
+        </w:rPr>
+      </w:pPr>
+      <w:r>
+        <w:rPr>
+          <w:b/>
+          <w:bCs/>
+          <w:color w:val="auto"/>
+          <w:sz w:val="32"/>
+          <w:szCs w:val="32"/>
+        </w:rPr>
+        <w:t xml:space="preserve">        </w:t>
+      </w:r>
+      <w:r>
+        <w:rPr>
+          <w:b/>
+          <w:bCs/>
+          <w:color w:val="auto"/>
+          <w:sz w:val="32"/>
+          <w:szCs w:val="32"/>
+        </w:rPr>
+        <w:t>}</w:t>
+      </w:r>
+    </w:p>
+    <w:p>
+      <w:pPr>
+        <w:pStyle w:val="BodyText"/>
+        <w:spacing w:lineRule="auto" w:line="298" w:before="0" w:after="222"/>
+        <w:jc w:val="center"/>
+        <w:rPr>
+          <w:rFonts w:ascii="Times New Roman" w:hAnsi="Times New Roman"/>
+          <w:b/>
+          <w:bCs/>
+          <w:sz w:val="32"/>
+          <w:szCs w:val="32"/>
+        </w:rPr>
+      </w:pPr>
+      <w:r>
+        <w:rPr>
+          <w:b/>
+          <w:bCs/>
+          <w:color w:val="auto"/>
+          <w:sz w:val="32"/>
+          <w:szCs w:val="32"/>
+        </w:rPr>
+        <w:t xml:space="preserve">      </w:t>
+      </w:r>
+      <w:r>
+        <w:rPr>
+          <w:b/>
+          <w:bCs/>
+          <w:color w:val="auto"/>
+          <w:sz w:val="32"/>
+          <w:szCs w:val="32"/>
+        </w:rPr>
+        <w:t>});</w:t>
+      </w:r>
+    </w:p>
+    <w:p>
+      <w:pPr>
+        <w:pStyle w:val="BodyText"/>
+        <w:spacing w:lineRule="auto" w:line="298" w:before="0" w:after="222"/>
+        <w:jc w:val="center"/>
+        <w:rPr>
+          <w:rFonts w:ascii="Times New Roman" w:hAnsi="Times New Roman"/>
+          <w:b/>
+          <w:bCs/>
+          <w:sz w:val="32"/>
+          <w:szCs w:val="32"/>
+        </w:rPr>
+      </w:pPr>
+      <w:r>
+        <w:rPr>
+          <w:b/>
+          <w:bCs/>
+          <w:color w:val="auto"/>
+          <w:sz w:val="32"/>
+          <w:szCs w:val="32"/>
+        </w:rPr>
+        <w:t xml:space="preserve">    </w:t>
+      </w:r>
+      <w:r>
+        <w:rPr>
+          <w:b/>
+          <w:bCs/>
+          <w:color w:val="auto"/>
+          <w:sz w:val="32"/>
+          <w:szCs w:val="32"/>
+        </w:rPr>
+        <w:t>}</w:t>
+      </w:r>
+    </w:p>
+    <w:p>
+      <w:pPr>
+        <w:pStyle w:val="BodyText"/>
+        <w:spacing w:lineRule="auto" w:line="298" w:before="0" w:after="222"/>
+        <w:jc w:val="center"/>
+        <w:rPr>
+          <w:rFonts w:ascii="Times New Roman" w:hAnsi="Times New Roman"/>
+          <w:b/>
+          <w:bCs/>
+          <w:sz w:val="32"/>
+          <w:szCs w:val="32"/>
+        </w:rPr>
+      </w:pPr>
+      <w:r>
+        <w:rPr>
+          <w:b/>
+          <w:bCs/>
+          <w:color w:val="auto"/>
+          <w:sz w:val="32"/>
+          <w:szCs w:val="32"/>
+        </w:rPr>
+        <w:t xml:space="preserve">  </w:t>
+      </w:r>
+      <w:r>
+        <w:rPr>
+          <w:b/>
+          <w:bCs/>
+          <w:color w:val="auto"/>
+          <w:sz w:val="32"/>
+          <w:szCs w:val="32"/>
+        </w:rPr>
+        <w:t>}</w:t>
+      </w:r>
+    </w:p>
+    <w:p>
+      <w:pPr>
+        <w:pStyle w:val="BodyText"/>
+        <w:spacing w:lineRule="auto" w:line="298" w:before="0" w:after="222"/>
+        <w:jc w:val="center"/>
+        <w:rPr>
+          <w:rFonts w:ascii="Times New Roman" w:hAnsi="Times New Roman"/>
+          <w:b/>
+          <w:bCs/>
+          <w:sz w:val="32"/>
+          <w:szCs w:val="32"/>
+        </w:rPr>
+      </w:pPr>
+      <w:r>
+        <w:rPr>
+          <w:b/>
+          <w:bCs/>
+          <w:color w:val="auto"/>
+          <w:sz w:val="32"/>
+          <w:szCs w:val="32"/>
+        </w:rPr>
+        <w:t>}</w:t>
+      </w:r>
+      <w:r>
+        <w:br w:type="page"/>
+      </w:r>
+    </w:p>
+    <w:p>
+      <w:pPr>
+        <w:pStyle w:val="Heading2"/>
+        <w:spacing w:before="0" w:after="80"/>
+        <w:rPr>
+          <w:rFonts w:ascii="Times New Roman" w:hAnsi="Times New Roman" w:cs="Times New Roman"/>
+          <w:b/>
+          <w:bCs/>
+          <w:color w:val="auto"/>
+        </w:rPr>
+      </w:pPr>
+      <w:bookmarkStart w:id="13" w:name="__RefHeading___Toc2716_2856237028"/>
+      <w:bookmarkStart w:id="14" w:name="_Toc196667594"/>
+      <w:bookmarkEnd w:id="13"/>
+      <w:r>
+        <w:rPr>
+          <w:rFonts w:cs="Times New Roman" w:ascii="Times New Roman" w:hAnsi="Times New Roman"/>
+          <w:b/>
+          <w:bCs/>
+          <w:color w:val="auto"/>
+        </w:rPr>
+        <w:t>З</w:t>
+      </w:r>
+      <w:bookmarkEnd w:id="14"/>
       <w:r>
         <w:rPr>
           <w:rFonts w:cs="Times New Roman" w:ascii="Times New Roman" w:hAnsi="Times New Roman"/>
@@ -5285,9 +8704,9 @@
           <w:lang w:eastAsia="ru-RU"/>
         </w:rPr>
       </w:pPr>
-      <w:bookmarkStart w:id="13" w:name="__RefHeading___Toc2718_2856237028"/>
-      <w:bookmarkStart w:id="14" w:name="_Toc196667601"/>
-      <w:bookmarkEnd w:id="13"/>
+      <w:bookmarkStart w:id="15" w:name="__RefHeading___Toc2718_2856237028"/>
+      <w:bookmarkStart w:id="16" w:name="_Toc196667601"/>
+      <w:bookmarkEnd w:id="15"/>
       <w:r>
         <w:rPr>
           <w:rFonts w:eastAsia="Times New Roman" w:cs="Times New Roman" w:ascii="Times New Roman" w:hAnsi="Times New Roman"/>
@@ -5298,7 +8717,7 @@
         </w:rPr>
         <w:t>Заключение</w:t>
       </w:r>
-      <w:bookmarkEnd w:id="14"/>
+      <w:bookmarkEnd w:id="16"/>
     </w:p>
     <w:p>
       <w:pPr>
@@ -5323,7 +8742,7 @@
     </w:p>
     <w:p>
       <w:pPr>
-        <w:pStyle w:val="Normal"/>
+        <w:pStyle w:val="BodyText"/>
         <w:spacing w:before="0" w:after="0"/>
         <w:ind w:firstLine="709"/>
         <w:jc w:val="both"/>
@@ -5341,14 +8760,12 @@
           <w:szCs w:val="28"/>
           <w:lang w:eastAsia="ru-RU"/>
         </w:rPr>
-        <w:t>В ходе производственной практики были успешно выполнены поставленные задачи по изучению и реализации ..., а также созданию индивидуального проекта. Практика позволила закрепить теоретические знания, полученные в процессе обучения, и применить их на практике, работая с современными веб-технологиями.</w:t>
-      </w:r>
-    </w:p>
-    <w:p>
-      <w:pPr>
-        <w:pStyle w:val="Normal"/>
-        <w:spacing w:before="0" w:after="0"/>
-        <w:ind w:firstLine="709"/>
+        <w:t>В ходе производственной практики были успешно выполнены поставленные задачи по изучению и реализации алгоритмов обработки данных файловой системы. Практика позволила закрепить теоретические знания, полученные в процессе обучения, и применить их на практике, работая с современными средствами ООП.</w:t>
+      </w:r>
+    </w:p>
+    <w:p>
+      <w:pPr>
+        <w:pStyle w:val="BodyText"/>
         <w:jc w:val="both"/>
         <w:rPr>
           <w:rFonts w:ascii="Times New Roman" w:hAnsi="Times New Roman" w:cs="Times New Roman"/>
@@ -5364,7 +8781,43 @@
           <w:szCs w:val="28"/>
           <w:lang w:eastAsia="ru-RU"/>
         </w:rPr>
-        <w:t xml:space="preserve">Производственная практика стала ценным опытом, позволившим углубить понимание возможностей ... в создании интерактивных веб-приложений. </w:t>
+        <w:t xml:space="preserve">Разработанное консольное приложение успешно решает задачи эффективного рекурсивного сканирования директорий. Использование современных компонентов </w:t>
+      </w:r>
+      <w:r>
+        <w:rPr>
+          <w:rFonts w:cs="Times New Roman" w:ascii="Times New Roman" w:hAnsi="Times New Roman"/>
+          <w:sz w:val="28"/>
+          <w:szCs w:val="28"/>
+          <w:lang w:val="en-US" w:eastAsia="ru-RU"/>
+        </w:rPr>
+        <w:t>j</w:t>
+      </w:r>
+      <w:r>
+        <w:rPr>
+          <w:rFonts w:cs="Times New Roman" w:ascii="Times New Roman" w:hAnsi="Times New Roman"/>
+          <w:sz w:val="28"/>
+          <w:szCs w:val="28"/>
+          <w:lang w:eastAsia="ru-RU"/>
+        </w:rPr>
+        <w:t>ava NIO и Stream API обеспечи</w:t>
+      </w:r>
+      <w:r>
+        <w:rPr>
+          <w:rFonts w:cs="Times New Roman" w:ascii="Times New Roman" w:hAnsi="Times New Roman"/>
+          <w:sz w:val="28"/>
+          <w:szCs w:val="28"/>
+          <w:lang w:val="ru-RU" w:eastAsia="ru-RU"/>
+        </w:rPr>
+        <w:t>ло</w:t>
+      </w:r>
+      <w:r>
+        <w:rPr>
+          <w:rFonts w:cs="Times New Roman" w:ascii="Times New Roman" w:hAnsi="Times New Roman"/>
+          <w:sz w:val="28"/>
+          <w:szCs w:val="28"/>
+          <w:lang w:eastAsia="ru-RU"/>
+        </w:rPr>
+        <w:t xml:space="preserve"> корректное управление системными ресурсами.</w:t>
       </w:r>
     </w:p>
     <w:p>
@@ -5447,6 +8900,372 @@
     </w:r>
   </w:p>
 </w:ftr>
+</file>
+
+<file path=word/numbering.xml><?xml version="1.0" encoding="utf-8"?>
+<w:numbering xmlns:w="http://schemas.openxmlformats.org/wordprocessingml/2006/main" xmlns:o="urn:schemas-microsoft-com:office:office" xmlns:r="http://schemas.openxmlformats.org/officeDocument/2006/relationships" xmlns:v="urn:schemas-microsoft-com:vml" xmlns:mc="http://schemas.openxmlformats.org/markup-compatibility/2006" xmlns:w14="http://schemas.microsoft.com/office/word/2010/wordml" mc:Ignorable="w14">
+  <w:abstractNum w:abstractNumId="1">
+    <w:lvl w:ilvl="0">
+      <w:start w:val="1"/>
+      <w:numFmt w:val="decimal"/>
+      <w:lvlText w:val="%1."/>
+      <w:lvlJc w:val="left"/>
+      <w:pPr>
+        <w:tabs>
+          <w:tab w:val="num" w:pos="0"/>
+        </w:tabs>
+        <w:ind w:left="375" w:hanging="0"/>
+      </w:pPr>
+      <w:rPr>
+        <w:rFonts w:ascii="Calibri" w:hAnsi="Calibri" w:eastAsia="Calibri" w:cs="Calibri"/>
+        <w:b w:val="false"/>
+        <w:i w:val="false"/>
+        <w:strike w:val="false"/>
+        <w:dstrike w:val="false"/>
+        <w:color w:val="2D3748"/>
+        <w:position w:val="0"/>
+        <w:sz w:val="22"/>
+        <w:szCs w:val="22"/>
+        <w:u w:val="none" w:color="000000"/>
+        <w:shd w:fill="auto" w:val="clear"/>
+        <w:vertAlign w:val="baseline"/>
+      </w:rPr>
+    </w:lvl>
+    <w:lvl w:ilvl="1">
+      <w:start w:val="1"/>
+      <w:numFmt w:val="lowerLetter"/>
+      <w:lvlText w:val="%2"/>
+      <w:lvlJc w:val="left"/>
+      <w:pPr>
+        <w:tabs>
+          <w:tab w:val="num" w:pos="0"/>
+        </w:tabs>
+        <w:ind w:left="1210" w:hanging="0"/>
+      </w:pPr>
+      <w:rPr>
+        <w:rFonts w:ascii="Calibri" w:hAnsi="Calibri" w:eastAsia="Calibri" w:cs="Calibri"/>
+        <w:b w:val="false"/>
+        <w:i w:val="false"/>
+        <w:strike w:val="false"/>
+        <w:dstrike w:val="false"/>
+        <w:color w:val="2D3748"/>
+        <w:position w:val="0"/>
+        <w:sz w:val="22"/>
+        <w:szCs w:val="22"/>
+        <w:u w:val="none" w:color="000000"/>
+        <w:shd w:fill="auto" w:val="clear"/>
+        <w:vertAlign w:val="baseline"/>
+      </w:rPr>
+    </w:lvl>
+    <w:lvl w:ilvl="2">
+      <w:start w:val="1"/>
+      <w:numFmt w:val="lowerRoman"/>
+      <w:lvlText w:val="%3"/>
+      <w:lvlJc w:val="left"/>
+      <w:pPr>
+        <w:tabs>
+          <w:tab w:val="num" w:pos="0"/>
+        </w:tabs>
+        <w:ind w:left="1930" w:hanging="0"/>
+      </w:pPr>
+      <w:rPr>
+        <w:rFonts w:ascii="Calibri" w:hAnsi="Calibri" w:eastAsia="Calibri" w:cs="Calibri"/>
+        <w:b w:val="false"/>
+        <w:i w:val="false"/>
+        <w:strike w:val="false"/>
+        <w:dstrike w:val="false"/>
+        <w:color w:val="2D3748"/>
+        <w:position w:val="0"/>
+        <w:sz w:val="22"/>
+        <w:szCs w:val="22"/>
+        <w:u w:val="none" w:color="000000"/>
+        <w:shd w:fill="auto" w:val="clear"/>
+        <w:vertAlign w:val="baseline"/>
+      </w:rPr>
+    </w:lvl>
+    <w:lvl w:ilvl="3">
+      <w:start w:val="1"/>
+      <w:numFmt w:val="decimal"/>
+      <w:lvlText w:val="%4"/>
+      <w:lvlJc w:val="left"/>
+      <w:pPr>
+        <w:tabs>
+          <w:tab w:val="num" w:pos="0"/>
+        </w:tabs>
+        <w:ind w:left="2650" w:hanging="0"/>
+      </w:pPr>
+      <w:rPr>
+        <w:rFonts w:ascii="Calibri" w:hAnsi="Calibri" w:eastAsia="Calibri" w:cs="Calibri"/>
+        <w:b w:val="false"/>
+        <w:i w:val="false"/>
+        <w:strike w:val="false"/>
+        <w:dstrike w:val="false"/>
+        <w:color w:val="2D3748"/>
+        <w:position w:val="0"/>
+        <w:sz w:val="22"/>
+        <w:szCs w:val="22"/>
+        <w:u w:val="none" w:color="000000"/>
+        <w:shd w:fill="auto" w:val="clear"/>
+        <w:vertAlign w:val="baseline"/>
+      </w:rPr>
+    </w:lvl>
+    <w:lvl w:ilvl="4">
+      <w:start w:val="1"/>
+      <w:numFmt w:val="lowerLetter"/>
+      <w:lvlText w:val="%5"/>
+      <w:lvlJc w:val="left"/>
+      <w:pPr>
+        <w:tabs>
+          <w:tab w:val="num" w:pos="0"/>
+        </w:tabs>
+        <w:ind w:left="3370" w:hanging="0"/>
+      </w:pPr>
+      <w:rPr>
+        <w:rFonts w:ascii="Calibri" w:hAnsi="Calibri" w:eastAsia="Calibri" w:cs="Calibri"/>
+        <w:b w:val="false"/>
+        <w:i w:val="false"/>
+        <w:strike w:val="false"/>
+        <w:dstrike w:val="false"/>
+        <w:color w:val="2D3748"/>
+        <w:position w:val="0"/>
+        <w:sz w:val="22"/>
+        <w:szCs w:val="22"/>
+        <w:u w:val="none" w:color="000000"/>
+        <w:shd w:fill="auto" w:val="clear"/>
+        <w:vertAlign w:val="baseline"/>
+      </w:rPr>
+    </w:lvl>
+    <w:lvl w:ilvl="5">
+      <w:start w:val="1"/>
+      <w:numFmt w:val="lowerRoman"/>
+      <w:lvlText w:val="%6"/>
+      <w:lvlJc w:val="left"/>
+      <w:pPr>
+        <w:tabs>
+          <w:tab w:val="num" w:pos="0"/>
+        </w:tabs>
+        <w:ind w:left="4090" w:hanging="0"/>
+      </w:pPr>
+      <w:rPr>
+        <w:rFonts w:ascii="Calibri" w:hAnsi="Calibri" w:eastAsia="Calibri" w:cs="Calibri"/>
+        <w:b w:val="false"/>
+        <w:i w:val="false"/>
+        <w:strike w:val="false"/>
+        <w:dstrike w:val="false"/>
+        <w:color w:val="2D3748"/>
+        <w:position w:val="0"/>
+        <w:sz w:val="22"/>
+        <w:szCs w:val="22"/>
+        <w:u w:val="none" w:color="000000"/>
+        <w:shd w:fill="auto" w:val="clear"/>
+        <w:vertAlign w:val="baseline"/>
+      </w:rPr>
+    </w:lvl>
+    <w:lvl w:ilvl="6">
+      <w:start w:val="1"/>
+      <w:numFmt w:val="decimal"/>
+      <w:lvlText w:val="%7"/>
+      <w:lvlJc w:val="left"/>
+      <w:pPr>
+        <w:tabs>
+          <w:tab w:val="num" w:pos="0"/>
+        </w:tabs>
+        <w:ind w:left="4810" w:hanging="0"/>
+      </w:pPr>
+      <w:rPr>
+        <w:rFonts w:ascii="Calibri" w:hAnsi="Calibri" w:eastAsia="Calibri" w:cs="Calibri"/>
+        <w:b w:val="false"/>
+        <w:i w:val="false"/>
+        <w:strike w:val="false"/>
+        <w:dstrike w:val="false"/>
+        <w:color w:val="2D3748"/>
+        <w:position w:val="0"/>
+        <w:sz w:val="22"/>
+        <w:szCs w:val="22"/>
+        <w:u w:val="none" w:color="000000"/>
+        <w:shd w:fill="auto" w:val="clear"/>
+        <w:vertAlign w:val="baseline"/>
+      </w:rPr>
+    </w:lvl>
+    <w:lvl w:ilvl="7">
+      <w:start w:val="1"/>
+      <w:numFmt w:val="lowerLetter"/>
+      <w:lvlText w:val="%8"/>
+      <w:lvlJc w:val="left"/>
+      <w:pPr>
+        <w:tabs>
+          <w:tab w:val="num" w:pos="0"/>
+        </w:tabs>
+        <w:ind w:left="5530" w:hanging="0"/>
+      </w:pPr>
+      <w:rPr>
+        <w:rFonts w:ascii="Calibri" w:hAnsi="Calibri" w:eastAsia="Calibri" w:cs="Calibri"/>
+        <w:b w:val="false"/>
+        <w:i w:val="false"/>
+        <w:strike w:val="false"/>
+        <w:dstrike w:val="false"/>
+        <w:color w:val="2D3748"/>
+        <w:position w:val="0"/>
+        <w:sz w:val="22"/>
+        <w:szCs w:val="22"/>
+        <w:u w:val="none" w:color="000000"/>
+        <w:shd w:fill="auto" w:val="clear"/>
+        <w:vertAlign w:val="baseline"/>
+      </w:rPr>
+    </w:lvl>
+    <w:lvl w:ilvl="8">
+      <w:start w:val="1"/>
+      <w:numFmt w:val="lowerRoman"/>
+      <w:lvlText w:val="%9"/>
+      <w:lvlJc w:val="left"/>
+      <w:pPr>
+        <w:tabs>
+          <w:tab w:val="num" w:pos="0"/>
+        </w:tabs>
+        <w:ind w:left="6250" w:hanging="0"/>
+      </w:pPr>
+      <w:rPr>
+        <w:rFonts w:ascii="Calibri" w:hAnsi="Calibri" w:eastAsia="Calibri" w:cs="Calibri"/>
+        <w:b w:val="false"/>
+        <w:i w:val="false"/>
+        <w:strike w:val="false"/>
+        <w:dstrike w:val="false"/>
+        <w:color w:val="2D3748"/>
+        <w:position w:val="0"/>
+        <w:sz w:val="22"/>
+        <w:szCs w:val="22"/>
+        <w:u w:val="none" w:color="000000"/>
+        <w:shd w:fill="auto" w:val="clear"/>
+        <w:vertAlign w:val="baseline"/>
+      </w:rPr>
+    </w:lvl>
+  </w:abstractNum>
+  <w:abstractNum w:abstractNumId="2">
+    <w:lvl w:ilvl="0">
+      <w:start w:val="1"/>
+      <w:numFmt w:val="none"/>
+      <w:suff w:val="nothing"/>
+      <w:lvlText w:val=""/>
+      <w:lvlJc w:val="left"/>
+      <w:pPr>
+        <w:tabs>
+          <w:tab w:val="num" w:pos="0"/>
+        </w:tabs>
+        <w:ind w:left="0" w:hanging="0"/>
+      </w:pPr>
+    </w:lvl>
+    <w:lvl w:ilvl="1">
+      <w:start w:val="1"/>
+      <w:numFmt w:val="none"/>
+      <w:suff w:val="nothing"/>
+      <w:lvlText w:val=""/>
+      <w:lvlJc w:val="left"/>
+      <w:pPr>
+        <w:tabs>
+          <w:tab w:val="num" w:pos="0"/>
+        </w:tabs>
+        <w:ind w:left="0" w:hanging="0"/>
+      </w:pPr>
+    </w:lvl>
+    <w:lvl w:ilvl="2">
+      <w:start w:val="1"/>
+      <w:numFmt w:val="none"/>
+      <w:suff w:val="nothing"/>
+      <w:lvlText w:val=""/>
+      <w:lvlJc w:val="left"/>
+      <w:pPr>
+        <w:tabs>
+          <w:tab w:val="num" w:pos="0"/>
+        </w:tabs>
+        <w:ind w:left="0" w:hanging="0"/>
+      </w:pPr>
+    </w:lvl>
+    <w:lvl w:ilvl="3">
+      <w:start w:val="1"/>
+      <w:numFmt w:val="none"/>
+      <w:suff w:val="nothing"/>
+      <w:lvlText w:val=""/>
+      <w:lvlJc w:val="left"/>
+      <w:pPr>
+        <w:tabs>
+          <w:tab w:val="num" w:pos="0"/>
+        </w:tabs>
+        <w:ind w:left="0" w:hanging="0"/>
+      </w:pPr>
+    </w:lvl>
+    <w:lvl w:ilvl="4">
+      <w:start w:val="1"/>
+      <w:numFmt w:val="none"/>
+      <w:suff w:val="nothing"/>
+      <w:lvlText w:val=""/>
+      <w:lvlJc w:val="left"/>
+      <w:pPr>
+        <w:tabs>
+          <w:tab w:val="num" w:pos="0"/>
+        </w:tabs>
+        <w:ind w:left="0" w:hanging="0"/>
+      </w:pPr>
+    </w:lvl>
+    <w:lvl w:ilvl="5">
+      <w:start w:val="1"/>
+      <w:numFmt w:val="none"/>
+      <w:suff w:val="nothing"/>
+      <w:lvlText w:val=""/>
+      <w:lvlJc w:val="left"/>
+      <w:pPr>
+        <w:tabs>
+          <w:tab w:val="num" w:pos="0"/>
+        </w:tabs>
+        <w:ind w:left="0" w:hanging="0"/>
+      </w:pPr>
+    </w:lvl>
+    <w:lvl w:ilvl="6">
+      <w:start w:val="1"/>
+      <w:numFmt w:val="none"/>
+      <w:suff w:val="nothing"/>
+      <w:lvlText w:val=""/>
+      <w:lvlJc w:val="left"/>
+      <w:pPr>
+        <w:tabs>
+          <w:tab w:val="num" w:pos="0"/>
+        </w:tabs>
+        <w:ind w:left="0" w:hanging="0"/>
+      </w:pPr>
+    </w:lvl>
+    <w:lvl w:ilvl="7">
+      <w:start w:val="1"/>
+      <w:numFmt w:val="none"/>
+      <w:suff w:val="nothing"/>
+      <w:lvlText w:val=""/>
+      <w:lvlJc w:val="left"/>
+      <w:pPr>
+        <w:tabs>
+          <w:tab w:val="num" w:pos="0"/>
+        </w:tabs>
+        <w:ind w:left="0" w:hanging="0"/>
+      </w:pPr>
+    </w:lvl>
+    <w:lvl w:ilvl="8">
+      <w:start w:val="1"/>
+      <w:numFmt w:val="none"/>
+      <w:suff w:val="nothing"/>
+      <w:lvlText w:val=""/>
+      <w:lvlJc w:val="left"/>
+      <w:pPr>
+        <w:tabs>
+          <w:tab w:val="num" w:pos="0"/>
+        </w:tabs>
+        <w:ind w:left="0" w:hanging="0"/>
+      </w:pPr>
+    </w:lvl>
+  </w:abstractNum>
+  <w:num w:numId="1">
+    <w:abstractNumId w:val="1"/>
+  </w:num>
+  <w:num w:numId="2">
+    <w:abstractNumId w:val="2"/>
+  </w:num>
+</w:numbering>
 </file>
 
 <file path=word/styles.xml><?xml version="1.0" encoding="utf-8"?>
@@ -6084,13 +9903,13 @@
       <w:lang w:eastAsia="ru-RU"/>
     </w:rPr>
   </w:style>
-  <w:style w:type="character" w:styleId="user" w:customStyle="1">
-    <w:name w:val="Ссылка указателя (user)"/>
+  <w:style w:type="character" w:styleId="Style10" w:customStyle="1">
+    <w:name w:val="Ссылка указателя"/>
     <w:qFormat/>
     <w:rsid w:val="00124955"/>
     <w:rPr/>
   </w:style>
-  <w:style w:type="character" w:styleId="Style10" w:customStyle="1">
+  <w:style w:type="character" w:styleId="Style11" w:customStyle="1">
     <w:name w:val="Текст выноски Знак"/>
     <w:basedOn w:val="DefaultParagraphFont"/>
     <w:link w:val="BalloonText"/>
@@ -6104,22 +9923,30 @@
       <w:szCs w:val="16"/>
     </w:rPr>
   </w:style>
-  <w:style w:type="character" w:styleId="Style11">
-    <w:name w:val="Ссылка указателя"/>
+  <w:style w:type="character" w:styleId="user">
+    <w:name w:val="Ссылка указателя (user)"/>
     <w:qFormat/>
     <w:rPr/>
   </w:style>
-  <w:style w:type="paragraph" w:styleId="Style12">
+  <w:style w:type="character" w:styleId="Style12">
+    <w:name w:val="Исходный текст"/>
+    <w:qFormat/>
+    <w:rPr>
+      <w:rFonts w:ascii="Liberation Mono" w:hAnsi="Liberation Mono" w:eastAsia="Liberation Mono" w:cs="Liberation Mono"/>
+    </w:rPr>
+  </w:style>
+  <w:style w:type="paragraph" w:styleId="Style13" w:customStyle="1">
     <w:name w:val="Заголовок"/>
     <w:basedOn w:val="Normal"/>
     <w:next w:val="BodyText"/>
     <w:qFormat/>
+    <w:rsid w:val="00124955"/>
     <w:pPr>
       <w:keepNext w:val="true"/>
       <w:spacing w:before="240" w:after="120"/>
     </w:pPr>
     <w:rPr>
-      <w:rFonts w:ascii="Liberation Sans" w:hAnsi="Liberation Sans" w:eastAsia="Noto Sans CJK SC" w:cs="FreeSans"/>
+      <w:rFonts w:ascii="Liberation Sans" w:hAnsi="Liberation Sans" w:eastAsia="Microsoft YaHei" w:cs="Lucida Sans"/>
       <w:sz w:val="28"/>
       <w:szCs w:val="28"/>
     </w:rPr>
@@ -6157,7 +9984,7 @@
       <w:iCs/>
     </w:rPr>
   </w:style>
-  <w:style w:type="paragraph" w:styleId="Style13">
+  <w:style w:type="paragraph" w:styleId="Style14">
     <w:name w:val="Указатель"/>
     <w:basedOn w:val="Normal"/>
     <w:qFormat/>
@@ -6165,21 +9992,20 @@
       <w:suppressLineNumbers/>
     </w:pPr>
     <w:rPr>
-      <w:rFonts w:cs="FreeSans"/>
+      <w:rFonts w:cs="Lucida Sans"/>
     </w:rPr>
   </w:style>
-  <w:style w:type="paragraph" w:styleId="user1" w:customStyle="1">
+  <w:style w:type="paragraph" w:styleId="user1">
     <w:name w:val="Заголовок (user)"/>
     <w:basedOn w:val="Normal"/>
     <w:next w:val="BodyText"/>
     <w:qFormat/>
-    <w:rsid w:val="00124955"/>
     <w:pPr>
       <w:keepNext w:val="true"/>
       <w:spacing w:before="240" w:after="120"/>
     </w:pPr>
     <w:rPr>
-      <w:rFonts w:ascii="Liberation Sans" w:hAnsi="Liberation Sans" w:eastAsia="Microsoft YaHei" w:cs="Lucida Sans"/>
+      <w:rFonts w:ascii="Liberation Sans" w:hAnsi="Liberation Sans" w:eastAsia="Noto Sans CJK SC" w:cs="FreeSans"/>
       <w:sz w:val="28"/>
       <w:szCs w:val="28"/>
     </w:rPr>
@@ -6192,7 +10018,7 @@
       <w:suppressLineNumbers/>
     </w:pPr>
     <w:rPr>
-      <w:rFonts w:cs="Lucida Sans"/>
+      <w:rFonts w:cs="FreeSans"/>
     </w:rPr>
   </w:style>
   <w:style w:type="paragraph" w:styleId="indexheading1">
@@ -6299,7 +10125,7 @@
   </w:style>
   <w:style w:type="paragraph" w:styleId="IndexHeading" w:customStyle="1">
     <w:name w:val="index heading"/>
-    <w:basedOn w:val="user1"/>
+    <w:basedOn w:val="Style13"/>
     <w:rsid w:val="00124955"/>
     <w:pPr/>
     <w:rPr/>
@@ -6337,7 +10163,7 @@
     </w:pPr>
     <w:rPr/>
   </w:style>
-  <w:style w:type="paragraph" w:styleId="Style14" w:customStyle="1">
+  <w:style w:type="paragraph" w:styleId="Style15" w:customStyle="1">
     <w:name w:val="Колонтитул"/>
     <w:basedOn w:val="Normal"/>
     <w:qFormat/>
@@ -6345,7 +10171,14 @@
     <w:pPr/>
     <w:rPr/>
   </w:style>
-  <w:style w:type="paragraph" w:styleId="Style15">
+  <w:style w:type="paragraph" w:styleId="user3">
+    <w:name w:val="Колонтитулы (user)"/>
+    <w:basedOn w:val="Normal"/>
+    <w:qFormat/>
+    <w:pPr/>
+    <w:rPr/>
+  </w:style>
+  <w:style w:type="paragraph" w:styleId="Style16">
     <w:name w:val="Колонтитулы"/>
     <w:basedOn w:val="Normal"/>
     <w:qFormat/>
@@ -6461,7 +10294,7 @@
   <w:style w:type="paragraph" w:styleId="BalloonText">
     <w:name w:val="Balloon Text"/>
     <w:basedOn w:val="Normal"/>
-    <w:link w:val="Style10"/>
+    <w:link w:val="Style11"/>
     <w:uiPriority w:val="99"/>
     <w:semiHidden/>
     <w:unhideWhenUsed/>
@@ -6476,8 +10309,8 @@
       <w:szCs w:val="16"/>
     </w:rPr>
   </w:style>
-  <w:style w:type="numbering" w:styleId="Style16" w:default="1">
-    <w:name w:val="Без списка"/>
+  <w:style w:type="numbering" w:styleId="user4" w:default="1">
+    <w:name w:val="Без списка (user)"/>
     <w:uiPriority w:val="99"/>
     <w:semiHidden/>
     <w:unhideWhenUsed/>
